--- a/docs/SSU/Generisanje_dinamickog_QR_koda.docx
+++ b/docs/SSU/Generisanje_dinamickog_QR_koda.docx
@@ -7,13 +7,63 @@
         <w:spacing w:after="40" w:line="252" w:lineRule="auto"/>
         <w:jc w:val="center"/>
       </w:pPr>
+      <w:proofErr w:type="spellStart"/>
       <w:r>
         <w:rPr>
           <w:sz w:val="24"/>
           <w:szCs w:val="24"/>
         </w:rPr>
-        <w:t>Elektrotehnički fakultet Univerziteta u Beogradu</w:t>
-      </w:r>
+        <w:t>Elektrotehnički</w:t>
+      </w:r>
+      <w:proofErr w:type="spellEnd"/>
+      <w:r>
+        <w:rPr>
+          <w:sz w:val="24"/>
+          <w:szCs w:val="24"/>
+        </w:rPr>
+        <w:t xml:space="preserve"> </w:t>
+      </w:r>
+      <w:proofErr w:type="spellStart"/>
+      <w:r>
+        <w:rPr>
+          <w:sz w:val="24"/>
+          <w:szCs w:val="24"/>
+        </w:rPr>
+        <w:t>fakultet</w:t>
+      </w:r>
+      <w:proofErr w:type="spellEnd"/>
+      <w:r>
+        <w:rPr>
+          <w:sz w:val="24"/>
+          <w:szCs w:val="24"/>
+        </w:rPr>
+        <w:t xml:space="preserve"> </w:t>
+      </w:r>
+      <w:proofErr w:type="spellStart"/>
+      <w:r>
+        <w:rPr>
+          <w:sz w:val="24"/>
+          <w:szCs w:val="24"/>
+        </w:rPr>
+        <w:t>Univerziteta</w:t>
+      </w:r>
+      <w:proofErr w:type="spellEnd"/>
+      <w:r>
+        <w:rPr>
+          <w:sz w:val="24"/>
+          <w:szCs w:val="24"/>
+        </w:rPr>
+        <w:t xml:space="preserve"> u </w:t>
+      </w:r>
+      <w:proofErr w:type="spellStart"/>
+      <w:r>
+        <w:rPr>
+          <w:sz w:val="24"/>
+          <w:szCs w:val="24"/>
+        </w:rPr>
+        <w:t>Beogradu</w:t>
+      </w:r>
+      <w:proofErr w:type="spellEnd"/>
     </w:p>
     <w:p>
       <w:pPr>
@@ -25,8 +75,33 @@
           <w:sz w:val="24"/>
           <w:szCs w:val="24"/>
         </w:rPr>
-        <w:t>13S113PSI - Principi Softverskog inženjerstva</w:t>
-      </w:r>
+        <w:t xml:space="preserve">13S113PSI - Principi </w:t>
+      </w:r>
+      <w:proofErr w:type="spellStart"/>
+      <w:r>
+        <w:rPr>
+          <w:sz w:val="24"/>
+          <w:szCs w:val="24"/>
+        </w:rPr>
+        <w:t>Softverskog</w:t>
+      </w:r>
+      <w:proofErr w:type="spellEnd"/>
+      <w:r>
+        <w:rPr>
+          <w:sz w:val="24"/>
+          <w:szCs w:val="24"/>
+        </w:rPr>
+        <w:t xml:space="preserve"> </w:t>
+      </w:r>
+      <w:proofErr w:type="spellStart"/>
+      <w:r>
+        <w:rPr>
+          <w:sz w:val="24"/>
+          <w:szCs w:val="24"/>
+        </w:rPr>
+        <w:t>inženjerstva</w:t>
+      </w:r>
+      <w:proofErr w:type="spellEnd"/>
     </w:p>
     <w:p>
       <w:pPr>
@@ -43,6 +118,7 @@
         <w:spacing w:after="40" w:line="252" w:lineRule="auto"/>
         <w:jc w:val="center"/>
       </w:pPr>
+      <w:proofErr w:type="spellStart"/>
       <w:r>
         <w:rPr>
           <w:b/>
@@ -50,8 +126,29 @@
           <w:sz w:val="30"/>
           <w:szCs w:val="30"/>
         </w:rPr>
-        <w:t>Projekat ScanFlow</w:t>
-      </w:r>
+        <w:t>Projekat</w:t>
+      </w:r>
+      <w:proofErr w:type="spellEnd"/>
+      <w:r>
+        <w:rPr>
+          <w:b/>
+          <w:bCs/>
+          <w:sz w:val="30"/>
+          <w:szCs w:val="30"/>
+        </w:rPr>
+        <w:t xml:space="preserve"> </w:t>
+      </w:r>
+      <w:proofErr w:type="spellStart"/>
+      <w:r>
+        <w:rPr>
+          <w:b/>
+          <w:bCs/>
+          <w:sz w:val="30"/>
+          <w:szCs w:val="30"/>
+        </w:rPr>
+        <w:t>ScanFlow</w:t>
+      </w:r>
+      <w:proofErr w:type="spellEnd"/>
     </w:p>
     <w:p>
       <w:pPr>
@@ -68,6 +165,7 @@
         <w:spacing w:after="40" w:line="252" w:lineRule="auto"/>
         <w:jc w:val="center"/>
       </w:pPr>
+      <w:proofErr w:type="spellStart"/>
       <w:r>
         <w:rPr>
           <w:b/>
@@ -75,14 +173,76 @@
           <w:sz w:val="28"/>
           <w:szCs w:val="28"/>
         </w:rPr>
-        <w:t>Specifikacija scenarija upotrebe funkcionalnosti</w:t>
-      </w:r>
+        <w:t>Specifikacija</w:t>
+      </w:r>
+      <w:proofErr w:type="spellEnd"/>
+      <w:r>
+        <w:rPr>
+          <w:b/>
+          <w:bCs/>
+          <w:sz w:val="28"/>
+          <w:szCs w:val="28"/>
+        </w:rPr>
+        <w:t xml:space="preserve"> </w:t>
+      </w:r>
+      <w:proofErr w:type="spellStart"/>
+      <w:r>
+        <w:rPr>
+          <w:b/>
+          <w:bCs/>
+          <w:sz w:val="28"/>
+          <w:szCs w:val="28"/>
+        </w:rPr>
+        <w:t>scenarija</w:t>
+      </w:r>
+      <w:proofErr w:type="spellEnd"/>
+      <w:r>
+        <w:rPr>
+          <w:b/>
+          <w:bCs/>
+          <w:sz w:val="28"/>
+          <w:szCs w:val="28"/>
+        </w:rPr>
+        <w:t xml:space="preserve"> </w:t>
+      </w:r>
+      <w:proofErr w:type="spellStart"/>
+      <w:r>
+        <w:rPr>
+          <w:b/>
+          <w:bCs/>
+          <w:sz w:val="28"/>
+          <w:szCs w:val="28"/>
+        </w:rPr>
+        <w:t>upotrebe</w:t>
+      </w:r>
+      <w:proofErr w:type="spellEnd"/>
+      <w:r>
+        <w:rPr>
+          <w:b/>
+          <w:bCs/>
+          <w:sz w:val="28"/>
+          <w:szCs w:val="28"/>
+        </w:rPr>
+        <w:t xml:space="preserve"> </w:t>
+      </w:r>
+      <w:proofErr w:type="spellStart"/>
+      <w:r>
+        <w:rPr>
+          <w:b/>
+          <w:bCs/>
+          <w:sz w:val="28"/>
+          <w:szCs w:val="28"/>
+        </w:rPr>
+        <w:t>funkcionalnosti</w:t>
+      </w:r>
+      <w:proofErr w:type="spellEnd"/>
     </w:p>
     <w:p>
       <w:pPr>
         <w:spacing w:after="40" w:line="252" w:lineRule="auto"/>
         <w:jc w:val="center"/>
       </w:pPr>
+      <w:proofErr w:type="spellStart"/>
       <w:r>
         <w:rPr>
           <w:b/>
@@ -90,7 +250,157 @@
           <w:sz w:val="26"/>
           <w:szCs w:val="26"/>
         </w:rPr>
-        <w:t>generisanje novog QR koda na određeni vremenski interval (dinamički kod)</w:t>
+        <w:t>generisanje</w:t>
+      </w:r>
+      <w:proofErr w:type="spellEnd"/>
+      <w:r>
+        <w:rPr>
+          <w:b/>
+          <w:bCs/>
+          <w:sz w:val="26"/>
+          <w:szCs w:val="26"/>
+        </w:rPr>
+        <w:t xml:space="preserve"> </w:t>
+      </w:r>
+      <w:proofErr w:type="spellStart"/>
+      <w:r>
+        <w:rPr>
+          <w:b/>
+          <w:bCs/>
+          <w:sz w:val="26"/>
+          <w:szCs w:val="26"/>
+        </w:rPr>
+        <w:t>novog</w:t>
+      </w:r>
+      <w:proofErr w:type="spellEnd"/>
+      <w:r>
+        <w:rPr>
+          <w:b/>
+          <w:bCs/>
+          <w:sz w:val="26"/>
+          <w:szCs w:val="26"/>
+        </w:rPr>
+        <w:t xml:space="preserve"> QR </w:t>
+      </w:r>
+      <w:proofErr w:type="spellStart"/>
+      <w:r>
+        <w:rPr>
+          <w:b/>
+          <w:bCs/>
+          <w:sz w:val="26"/>
+          <w:szCs w:val="26"/>
+        </w:rPr>
+        <w:t>koda</w:t>
+      </w:r>
+      <w:proofErr w:type="spellEnd"/>
+      <w:r>
+        <w:rPr>
+          <w:b/>
+          <w:bCs/>
+          <w:sz w:val="26"/>
+          <w:szCs w:val="26"/>
+        </w:rPr>
+        <w:t xml:space="preserve"> </w:t>
+      </w:r>
+      <w:proofErr w:type="spellStart"/>
+      <w:r>
+        <w:rPr>
+          <w:b/>
+          <w:bCs/>
+          <w:sz w:val="26"/>
+          <w:szCs w:val="26"/>
+        </w:rPr>
+        <w:t>na</w:t>
+      </w:r>
+      <w:proofErr w:type="spellEnd"/>
+      <w:r>
+        <w:rPr>
+          <w:b/>
+          <w:bCs/>
+          <w:sz w:val="26"/>
+          <w:szCs w:val="26"/>
+        </w:rPr>
+        <w:t xml:space="preserve"> </w:t>
+      </w:r>
+      <w:proofErr w:type="spellStart"/>
+      <w:r>
+        <w:rPr>
+          <w:b/>
+          <w:bCs/>
+          <w:sz w:val="26"/>
+          <w:szCs w:val="26"/>
+        </w:rPr>
+        <w:t>određeni</w:t>
+      </w:r>
+      <w:proofErr w:type="spellEnd"/>
+      <w:r>
+        <w:rPr>
+          <w:b/>
+          <w:bCs/>
+          <w:sz w:val="26"/>
+          <w:szCs w:val="26"/>
+        </w:rPr>
+        <w:t xml:space="preserve"> </w:t>
+      </w:r>
+      <w:proofErr w:type="spellStart"/>
+      <w:r>
+        <w:rPr>
+          <w:b/>
+          <w:bCs/>
+          <w:sz w:val="26"/>
+          <w:szCs w:val="26"/>
+        </w:rPr>
+        <w:t>vremenski</w:t>
+      </w:r>
+      <w:proofErr w:type="spellEnd"/>
+      <w:r>
+        <w:rPr>
+          <w:b/>
+          <w:bCs/>
+          <w:sz w:val="26"/>
+          <w:szCs w:val="26"/>
+        </w:rPr>
+        <w:t xml:space="preserve"> interval (</w:t>
+      </w:r>
+      <w:proofErr w:type="spellStart"/>
+      <w:r>
+        <w:rPr>
+          <w:b/>
+          <w:bCs/>
+          <w:sz w:val="26"/>
+          <w:szCs w:val="26"/>
+        </w:rPr>
+        <w:t>dinamički</w:t>
+      </w:r>
+      <w:proofErr w:type="spellEnd"/>
+      <w:r>
+        <w:rPr>
+          <w:b/>
+          <w:bCs/>
+          <w:sz w:val="26"/>
+          <w:szCs w:val="26"/>
+        </w:rPr>
+        <w:t xml:space="preserve"> </w:t>
+      </w:r>
+      <w:proofErr w:type="spellStart"/>
+      <w:r>
+        <w:rPr>
+          <w:b/>
+          <w:bCs/>
+          <w:sz w:val="26"/>
+          <w:szCs w:val="26"/>
+        </w:rPr>
+        <w:t>kod</w:t>
+      </w:r>
+      <w:proofErr w:type="spellEnd"/>
+      <w:r>
+        <w:rPr>
+          <w:b/>
+          <w:bCs/>
+          <w:sz w:val="26"/>
+          <w:szCs w:val="26"/>
+        </w:rPr>
+        <w:t>)</w:t>
       </w:r>
     </w:p>
     <w:p>
@@ -98,8 +408,21 @@
         <w:spacing w:after="40" w:line="252" w:lineRule="auto"/>
         <w:jc w:val="center"/>
       </w:pPr>
-      <w:r>
-        <w:t>Verzija dokumenta - 1.0</w:t>
+      <w:proofErr w:type="spellStart"/>
+      <w:r>
+        <w:t>Verzija</w:t>
+      </w:r>
+      <w:proofErr w:type="spellEnd"/>
+      <w:r>
+        <w:t xml:space="preserve"> </w:t>
+      </w:r>
+      <w:proofErr w:type="spellStart"/>
+      <w:r>
+        <w:t>dokumenta</w:t>
+      </w:r>
+      <w:proofErr w:type="spellEnd"/>
+      <w:r>
+        <w:t xml:space="preserve"> - 1.0</w:t>
       </w:r>
     </w:p>
     <w:p/>
@@ -111,8 +434,21 @@
     <w:p/>
     <w:p/>
     <w:p>
-      <w:r>
-        <w:t xml:space="preserve">Naziv tima: </w:t>
+      <w:proofErr w:type="spellStart"/>
+      <w:r>
+        <w:t>Naziv</w:t>
+      </w:r>
+      <w:proofErr w:type="spellEnd"/>
+      <w:r>
+        <w:t xml:space="preserve"> </w:t>
+      </w:r>
+      <w:proofErr w:type="spellStart"/>
+      <w:r>
+        <w:t>tima</w:t>
+      </w:r>
+      <w:proofErr w:type="spellEnd"/>
+      <w:r>
+        <w:t xml:space="preserve">: </w:t>
       </w:r>
       <w:r>
         <w:t>Iron Four</w:t>
@@ -128,6 +464,7 @@
         <w:spacing w:before="200" w:after="100" w:line="264" w:lineRule="auto"/>
       </w:pPr>
       <w:bookmarkStart w:id="0" w:name="istorija_izmena"/>
+      <w:proofErr w:type="spellStart"/>
       <w:r>
         <w:rPr>
           <w:b/>
@@ -137,9 +474,32 @@
           <w:szCs w:val="28"/>
         </w:rPr>
         <w:lastRenderedPageBreak/>
-        <w:t>Istorija izmena</w:t>
+        <w:t>Istorija</w:t>
+      </w:r>
+      <w:proofErr w:type="spellEnd"/>
+      <w:r>
+        <w:rPr>
+          <w:b/>
+          <w:bCs/>
+          <w:color w:val="2B5797"/>
+          <w:sz w:val="28"/>
+          <w:szCs w:val="28"/>
+        </w:rPr>
+        <w:t xml:space="preserve"> </w:t>
+      </w:r>
+      <w:proofErr w:type="spellStart"/>
+      <w:r>
+        <w:rPr>
+          <w:b/>
+          <w:bCs/>
+          <w:color w:val="2B5797"/>
+          <w:sz w:val="28"/>
+          <w:szCs w:val="28"/>
+        </w:rPr>
+        <w:t>izmena</w:t>
       </w:r>
       <w:bookmarkEnd w:id="0"/>
+      <w:proofErr w:type="spellEnd"/>
     </w:p>
     <w:tbl>
       <w:tblPr>
@@ -165,12 +525,6 @@
         <w:gridCol w:w="2352"/>
       </w:tblGrid>
       <w:tr>
-        <w:tblPrEx>
-          <w:tblCellMar>
-            <w:top w:w="0" w:type="dxa"/>
-            <w:bottom w:w="0" w:type="dxa"/>
-          </w:tblCellMar>
-        </w:tblPrEx>
         <w:tc>
           <w:tcPr>
             <w:tcW w:w="2351" w:type="dxa"/>
@@ -218,6 +572,7 @@
             <w:vAlign w:val="center"/>
           </w:tcPr>
           <w:p>
+            <w:proofErr w:type="spellStart"/>
             <w:r>
               <w:rPr>
                 <w:b/>
@@ -225,6 +580,7 @@
               </w:rPr>
               <w:t>Verzija</w:t>
             </w:r>
+            <w:proofErr w:type="spellEnd"/>
           </w:p>
         </w:tc>
         <w:tc>
@@ -246,13 +602,31 @@
             <w:vAlign w:val="center"/>
           </w:tcPr>
           <w:p>
+            <w:proofErr w:type="spellStart"/>
             <w:r>
               <w:rPr>
                 <w:b/>
                 <w:bCs/>
               </w:rPr>
-              <w:t>Kratak opis</w:t>
+              <w:t>Kratak</w:t>
             </w:r>
+            <w:proofErr w:type="spellEnd"/>
+            <w:r>
+              <w:rPr>
+                <w:b/>
+                <w:bCs/>
+              </w:rPr>
+              <w:t xml:space="preserve"> </w:t>
+            </w:r>
+            <w:proofErr w:type="spellStart"/>
+            <w:r>
+              <w:rPr>
+                <w:b/>
+                <w:bCs/>
+              </w:rPr>
+              <w:t>opis</w:t>
+            </w:r>
+            <w:proofErr w:type="spellEnd"/>
           </w:p>
         </w:tc>
         <w:tc>
@@ -285,12 +659,6 @@
         </w:tc>
       </w:tr>
       <w:tr>
-        <w:tblPrEx>
-          <w:tblCellMar>
-            <w:top w:w="0" w:type="dxa"/>
-            <w:bottom w:w="0" w:type="dxa"/>
-          </w:tblCellMar>
-        </w:tblPrEx>
         <w:tc>
           <w:tcPr>
             <w:tcW w:w="2351" w:type="dxa"/>
@@ -355,9 +723,19 @@
             <w:vAlign w:val="center"/>
           </w:tcPr>
           <w:p>
+            <w:proofErr w:type="spellStart"/>
             <w:r>
-              <w:t>Inicijalna verzija</w:t>
+              <w:t>Inicijalna</w:t>
             </w:r>
+            <w:proofErr w:type="spellEnd"/>
+            <w:r>
+              <w:t xml:space="preserve"> </w:t>
+            </w:r>
+            <w:proofErr w:type="spellStart"/>
+            <w:r>
+              <w:t>verzija</w:t>
+            </w:r>
+            <w:proofErr w:type="spellEnd"/>
           </w:p>
         </w:tc>
         <w:tc>
@@ -379,8 +757,13 @@
           </w:tcPr>
           <w:p>
             <w:r>
-              <w:t>Stojna Pušičić</w:t>
+              <w:t xml:space="preserve">Stojna </w:t>
             </w:r>
+            <w:proofErr w:type="spellStart"/>
+            <w:r>
+              <w:t>Pušičić</w:t>
+            </w:r>
+            <w:proofErr w:type="spellEnd"/>
           </w:p>
         </w:tc>
       </w:tr>
@@ -391,6 +774,7 @@
         <w:spacing w:before="200" w:after="100" w:line="264" w:lineRule="auto"/>
       </w:pPr>
       <w:bookmarkStart w:id="1" w:name="sadrzaj_heading"/>
+      <w:proofErr w:type="spellStart"/>
       <w:r>
         <w:rPr>
           <w:b/>
@@ -402,6 +786,7 @@
         <w:t>Sadržaj</w:t>
       </w:r>
       <w:bookmarkEnd w:id="1"/>
+      <w:proofErr w:type="spellEnd"/>
     </w:p>
     <w:p>
       <w:pPr>
@@ -412,8 +797,16 @@
           <w:rPr>
             <w:rStyle w:val="Hyperlink"/>
           </w:rPr>
-          <w:t>1. Uvod</w:t>
-        </w:r>
+          <w:t xml:space="preserve">1. </w:t>
+        </w:r>
+        <w:proofErr w:type="spellStart"/>
+        <w:r>
+          <w:rPr>
+            <w:rStyle w:val="Hyperlink"/>
+          </w:rPr>
+          <w:t>Uvod</w:t>
+        </w:r>
+        <w:proofErr w:type="spellEnd"/>
       </w:hyperlink>
     </w:p>
     <w:p>
@@ -426,8 +819,16 @@
           <w:rPr>
             <w:rStyle w:val="Hyperlink"/>
           </w:rPr>
-          <w:t>1.1 Rezime</w:t>
-        </w:r>
+          <w:t xml:space="preserve">1.1 </w:t>
+        </w:r>
+        <w:proofErr w:type="spellStart"/>
+        <w:r>
+          <w:rPr>
+            <w:rStyle w:val="Hyperlink"/>
+          </w:rPr>
+          <w:t>Rezime</w:t>
+        </w:r>
+        <w:proofErr w:type="spellEnd"/>
       </w:hyperlink>
     </w:p>
     <w:p>
@@ -440,8 +841,72 @@
           <w:rPr>
             <w:rStyle w:val="Hyperlink"/>
           </w:rPr>
-          <w:t>1.2 Namena dokumenta i ciljne grupe</w:t>
-        </w:r>
+          <w:t xml:space="preserve">1.2 </w:t>
+        </w:r>
+        <w:proofErr w:type="spellStart"/>
+        <w:r>
+          <w:rPr>
+            <w:rStyle w:val="Hyperlink"/>
+          </w:rPr>
+          <w:t>Namena</w:t>
+        </w:r>
+        <w:proofErr w:type="spellEnd"/>
+        <w:r>
+          <w:rPr>
+            <w:rStyle w:val="Hyperlink"/>
+          </w:rPr>
+          <w:t xml:space="preserve"> </w:t>
+        </w:r>
+        <w:proofErr w:type="spellStart"/>
+        <w:r>
+          <w:rPr>
+            <w:rStyle w:val="Hyperlink"/>
+          </w:rPr>
+          <w:t>dokumenta</w:t>
+        </w:r>
+        <w:proofErr w:type="spellEnd"/>
+        <w:r>
+          <w:rPr>
+            <w:rStyle w:val="Hyperlink"/>
+          </w:rPr>
+          <w:t xml:space="preserve"> </w:t>
+        </w:r>
+        <w:proofErr w:type="spellStart"/>
+        <w:r>
+          <w:rPr>
+            <w:rStyle w:val="Hyperlink"/>
+          </w:rPr>
+          <w:t>i</w:t>
+        </w:r>
+        <w:proofErr w:type="spellEnd"/>
+        <w:r>
+          <w:rPr>
+            <w:rStyle w:val="Hyperlink"/>
+          </w:rPr>
+          <w:t xml:space="preserve"> </w:t>
+        </w:r>
+        <w:proofErr w:type="spellStart"/>
+        <w:r>
+          <w:rPr>
+            <w:rStyle w:val="Hyperlink"/>
+          </w:rPr>
+          <w:t>ciljne</w:t>
+        </w:r>
+        <w:proofErr w:type="spellEnd"/>
+        <w:r>
+          <w:rPr>
+            <w:rStyle w:val="Hyperlink"/>
+          </w:rPr>
+          <w:t xml:space="preserve"> </w:t>
+        </w:r>
+        <w:proofErr w:type="spellStart"/>
+        <w:r>
+          <w:rPr>
+            <w:rStyle w:val="Hyperlink"/>
+          </w:rPr>
+          <w:t>grupe</w:t>
+        </w:r>
+        <w:proofErr w:type="spellEnd"/>
       </w:hyperlink>
     </w:p>
     <w:p>
@@ -468,8 +933,30 @@
           <w:rPr>
             <w:rStyle w:val="Hyperlink"/>
           </w:rPr>
-          <w:t>1.4 Otvorena pitanja</w:t>
-        </w:r>
+          <w:t xml:space="preserve">1.4 </w:t>
+        </w:r>
+        <w:proofErr w:type="spellStart"/>
+        <w:r>
+          <w:rPr>
+            <w:rStyle w:val="Hyperlink"/>
+          </w:rPr>
+          <w:t>Otvorena</w:t>
+        </w:r>
+        <w:proofErr w:type="spellEnd"/>
+        <w:r>
+          <w:rPr>
+            <w:rStyle w:val="Hyperlink"/>
+          </w:rPr>
+          <w:t xml:space="preserve"> </w:t>
+        </w:r>
+        <w:proofErr w:type="spellStart"/>
+        <w:r>
+          <w:rPr>
+            <w:rStyle w:val="Hyperlink"/>
+          </w:rPr>
+          <w:t>pitanja</w:t>
+        </w:r>
+        <w:proofErr w:type="spellEnd"/>
       </w:hyperlink>
     </w:p>
     <w:p>
@@ -481,7 +968,91 @@
           <w:rPr>
             <w:rStyle w:val="Hyperlink"/>
           </w:rPr>
-          <w:t>2. Scenario generisanja novog QR koda na određeni vremenski interval</w:t>
+          <w:t xml:space="preserve">2. Scenario </w:t>
+        </w:r>
+        <w:proofErr w:type="spellStart"/>
+        <w:r>
+          <w:rPr>
+            <w:rStyle w:val="Hyperlink"/>
+          </w:rPr>
+          <w:t>generisanja</w:t>
+        </w:r>
+        <w:proofErr w:type="spellEnd"/>
+        <w:r>
+          <w:rPr>
+            <w:rStyle w:val="Hyperlink"/>
+          </w:rPr>
+          <w:t xml:space="preserve"> </w:t>
+        </w:r>
+        <w:proofErr w:type="spellStart"/>
+        <w:r>
+          <w:rPr>
+            <w:rStyle w:val="Hyperlink"/>
+          </w:rPr>
+          <w:t>novog</w:t>
+        </w:r>
+        <w:proofErr w:type="spellEnd"/>
+        <w:r>
+          <w:rPr>
+            <w:rStyle w:val="Hyperlink"/>
+          </w:rPr>
+          <w:t xml:space="preserve"> QR </w:t>
+        </w:r>
+        <w:proofErr w:type="spellStart"/>
+        <w:r>
+          <w:rPr>
+            <w:rStyle w:val="Hyperlink"/>
+          </w:rPr>
+          <w:t>koda</w:t>
+        </w:r>
+        <w:proofErr w:type="spellEnd"/>
+        <w:r>
+          <w:rPr>
+            <w:rStyle w:val="Hyperlink"/>
+          </w:rPr>
+          <w:t xml:space="preserve"> </w:t>
+        </w:r>
+        <w:proofErr w:type="spellStart"/>
+        <w:r>
+          <w:rPr>
+            <w:rStyle w:val="Hyperlink"/>
+          </w:rPr>
+          <w:t>na</w:t>
+        </w:r>
+        <w:proofErr w:type="spellEnd"/>
+        <w:r>
+          <w:rPr>
+            <w:rStyle w:val="Hyperlink"/>
+          </w:rPr>
+          <w:t xml:space="preserve"> </w:t>
+        </w:r>
+        <w:proofErr w:type="spellStart"/>
+        <w:r>
+          <w:rPr>
+            <w:rStyle w:val="Hyperlink"/>
+          </w:rPr>
+          <w:t>određeni</w:t>
+        </w:r>
+        <w:proofErr w:type="spellEnd"/>
+        <w:r>
+          <w:rPr>
+            <w:rStyle w:val="Hyperlink"/>
+          </w:rPr>
+          <w:t xml:space="preserve"> </w:t>
+        </w:r>
+        <w:proofErr w:type="spellStart"/>
+        <w:r>
+          <w:rPr>
+            <w:rStyle w:val="Hyperlink"/>
+          </w:rPr>
+          <w:t>vremenski</w:t>
+        </w:r>
+        <w:proofErr w:type="spellEnd"/>
+        <w:r>
+          <w:rPr>
+            <w:rStyle w:val="Hyperlink"/>
+          </w:rPr>
+          <w:t xml:space="preserve"> interval</w:t>
         </w:r>
       </w:hyperlink>
     </w:p>
@@ -495,8 +1066,30 @@
           <w:rPr>
             <w:rStyle w:val="Hyperlink"/>
           </w:rPr>
-          <w:t>2.1 Kratak opis</w:t>
-        </w:r>
+          <w:t xml:space="preserve">2.1 </w:t>
+        </w:r>
+        <w:proofErr w:type="spellStart"/>
+        <w:r>
+          <w:rPr>
+            <w:rStyle w:val="Hyperlink"/>
+          </w:rPr>
+          <w:t>Kratak</w:t>
+        </w:r>
+        <w:proofErr w:type="spellEnd"/>
+        <w:r>
+          <w:rPr>
+            <w:rStyle w:val="Hyperlink"/>
+          </w:rPr>
+          <w:t xml:space="preserve"> </w:t>
+        </w:r>
+        <w:proofErr w:type="spellStart"/>
+        <w:r>
+          <w:rPr>
+            <w:rStyle w:val="Hyperlink"/>
+          </w:rPr>
+          <w:t>opis</w:t>
+        </w:r>
+        <w:proofErr w:type="spellEnd"/>
       </w:hyperlink>
     </w:p>
     <w:p>
@@ -509,8 +1102,16 @@
           <w:rPr>
             <w:rStyle w:val="Hyperlink"/>
           </w:rPr>
-          <w:t>2.2 Tok događaja</w:t>
-        </w:r>
+          <w:t xml:space="preserve">2.2 Tok </w:t>
+        </w:r>
+        <w:proofErr w:type="spellStart"/>
+        <w:r>
+          <w:rPr>
+            <w:rStyle w:val="Hyperlink"/>
+          </w:rPr>
+          <w:t>događaja</w:t>
+        </w:r>
+        <w:proofErr w:type="spellEnd"/>
       </w:hyperlink>
     </w:p>
     <w:p>
@@ -523,8 +1124,100 @@
           <w:rPr>
             <w:rStyle w:val="Hyperlink"/>
           </w:rPr>
-          <w:t>2.2.1 Osnovni uspešan scenario – QR terminal generiše i prikazuje novi kod</w:t>
-        </w:r>
+          <w:t xml:space="preserve">2.2.1 </w:t>
+        </w:r>
+        <w:proofErr w:type="spellStart"/>
+        <w:r>
+          <w:rPr>
+            <w:rStyle w:val="Hyperlink"/>
+          </w:rPr>
+          <w:t>Osnovni</w:t>
+        </w:r>
+        <w:proofErr w:type="spellEnd"/>
+        <w:r>
+          <w:rPr>
+            <w:rStyle w:val="Hyperlink"/>
+          </w:rPr>
+          <w:t xml:space="preserve"> </w:t>
+        </w:r>
+        <w:proofErr w:type="spellStart"/>
+        <w:r>
+          <w:rPr>
+            <w:rStyle w:val="Hyperlink"/>
+          </w:rPr>
+          <w:t>uspešan</w:t>
+        </w:r>
+        <w:proofErr w:type="spellEnd"/>
+        <w:r>
+          <w:rPr>
+            <w:rStyle w:val="Hyperlink"/>
+          </w:rPr>
+          <w:t xml:space="preserve"> scenario – QR terminal </w:t>
+        </w:r>
+        <w:proofErr w:type="spellStart"/>
+        <w:r>
+          <w:rPr>
+            <w:rStyle w:val="Hyperlink"/>
+          </w:rPr>
+          <w:t>generiše</w:t>
+        </w:r>
+        <w:proofErr w:type="spellEnd"/>
+        <w:r>
+          <w:rPr>
+            <w:rStyle w:val="Hyperlink"/>
+          </w:rPr>
+          <w:t xml:space="preserve"> </w:t>
+        </w:r>
+        <w:proofErr w:type="spellStart"/>
+        <w:r>
+          <w:rPr>
+            <w:rStyle w:val="Hyperlink"/>
+          </w:rPr>
+          <w:t>i</w:t>
+        </w:r>
+        <w:proofErr w:type="spellEnd"/>
+        <w:r>
+          <w:rPr>
+            <w:rStyle w:val="Hyperlink"/>
+          </w:rPr>
+          <w:t xml:space="preserve"> </w:t>
+        </w:r>
+        <w:proofErr w:type="spellStart"/>
+        <w:r>
+          <w:rPr>
+            <w:rStyle w:val="Hyperlink"/>
+          </w:rPr>
+          <w:t>prikazuje</w:t>
+        </w:r>
+        <w:proofErr w:type="spellEnd"/>
+        <w:r>
+          <w:rPr>
+            <w:rStyle w:val="Hyperlink"/>
+          </w:rPr>
+          <w:t xml:space="preserve"> </w:t>
+        </w:r>
+        <w:proofErr w:type="spellStart"/>
+        <w:r>
+          <w:rPr>
+            <w:rStyle w:val="Hyperlink"/>
+          </w:rPr>
+          <w:t>novi</w:t>
+        </w:r>
+        <w:proofErr w:type="spellEnd"/>
+        <w:r>
+          <w:rPr>
+            <w:rStyle w:val="Hyperlink"/>
+          </w:rPr>
+          <w:t xml:space="preserve"> </w:t>
+        </w:r>
+        <w:proofErr w:type="spellStart"/>
+        <w:r>
+          <w:rPr>
+            <w:rStyle w:val="Hyperlink"/>
+          </w:rPr>
+          <w:t>kod</w:t>
+        </w:r>
+        <w:proofErr w:type="spellEnd"/>
       </w:hyperlink>
     </w:p>
     <w:p>
@@ -537,8 +1230,86 @@
           <w:rPr>
             <w:rStyle w:val="Hyperlink"/>
           </w:rPr>
-          <w:t>2.2.2 Alternativan scenario – greška pri generisanju novog QR koda</w:t>
-        </w:r>
+          <w:t xml:space="preserve">2.2.2 </w:t>
+        </w:r>
+        <w:proofErr w:type="spellStart"/>
+        <w:r>
+          <w:rPr>
+            <w:rStyle w:val="Hyperlink"/>
+          </w:rPr>
+          <w:t>Alternativan</w:t>
+        </w:r>
+        <w:proofErr w:type="spellEnd"/>
+        <w:r>
+          <w:rPr>
+            <w:rStyle w:val="Hyperlink"/>
+          </w:rPr>
+          <w:t xml:space="preserve"> scenario – </w:t>
+        </w:r>
+        <w:proofErr w:type="spellStart"/>
+        <w:r>
+          <w:rPr>
+            <w:rStyle w:val="Hyperlink"/>
+          </w:rPr>
+          <w:t>greška</w:t>
+        </w:r>
+        <w:proofErr w:type="spellEnd"/>
+        <w:r>
+          <w:rPr>
+            <w:rStyle w:val="Hyperlink"/>
+          </w:rPr>
+          <w:t xml:space="preserve"> </w:t>
+        </w:r>
+        <w:proofErr w:type="spellStart"/>
+        <w:r>
+          <w:rPr>
+            <w:rStyle w:val="Hyperlink"/>
+          </w:rPr>
+          <w:t>pri</w:t>
+        </w:r>
+        <w:proofErr w:type="spellEnd"/>
+        <w:r>
+          <w:rPr>
+            <w:rStyle w:val="Hyperlink"/>
+          </w:rPr>
+          <w:t xml:space="preserve"> </w:t>
+        </w:r>
+        <w:proofErr w:type="spellStart"/>
+        <w:r>
+          <w:rPr>
+            <w:rStyle w:val="Hyperlink"/>
+          </w:rPr>
+          <w:t>generisanju</w:t>
+        </w:r>
+        <w:proofErr w:type="spellEnd"/>
+        <w:r>
+          <w:rPr>
+            <w:rStyle w:val="Hyperlink"/>
+          </w:rPr>
+          <w:t xml:space="preserve"> </w:t>
+        </w:r>
+        <w:proofErr w:type="spellStart"/>
+        <w:r>
+          <w:rPr>
+            <w:rStyle w:val="Hyperlink"/>
+          </w:rPr>
+          <w:t>novog</w:t>
+        </w:r>
+        <w:proofErr w:type="spellEnd"/>
+        <w:r>
+          <w:rPr>
+            <w:rStyle w:val="Hyperlink"/>
+          </w:rPr>
+          <w:t xml:space="preserve"> QR </w:t>
+        </w:r>
+        <w:proofErr w:type="spellStart"/>
+        <w:r>
+          <w:rPr>
+            <w:rStyle w:val="Hyperlink"/>
+          </w:rPr>
+          <w:t>koda</w:t>
+        </w:r>
+        <w:proofErr w:type="spellEnd"/>
       </w:hyperlink>
     </w:p>
     <w:p>
@@ -551,8 +1322,72 @@
           <w:rPr>
             <w:rStyle w:val="Hyperlink"/>
           </w:rPr>
-          <w:t>2.2.3 Alternativan scenario – prekid veze sa serverom</w:t>
-        </w:r>
+          <w:t xml:space="preserve">2.2.3 </w:t>
+        </w:r>
+        <w:proofErr w:type="spellStart"/>
+        <w:r>
+          <w:rPr>
+            <w:rStyle w:val="Hyperlink"/>
+          </w:rPr>
+          <w:t>Alternativan</w:t>
+        </w:r>
+        <w:proofErr w:type="spellEnd"/>
+        <w:r>
+          <w:rPr>
+            <w:rStyle w:val="Hyperlink"/>
+          </w:rPr>
+          <w:t xml:space="preserve"> scenario – </w:t>
+        </w:r>
+        <w:proofErr w:type="spellStart"/>
+        <w:r>
+          <w:rPr>
+            <w:rStyle w:val="Hyperlink"/>
+          </w:rPr>
+          <w:t>prekid</w:t>
+        </w:r>
+        <w:proofErr w:type="spellEnd"/>
+        <w:r>
+          <w:rPr>
+            <w:rStyle w:val="Hyperlink"/>
+          </w:rPr>
+          <w:t xml:space="preserve"> </w:t>
+        </w:r>
+        <w:proofErr w:type="spellStart"/>
+        <w:r>
+          <w:rPr>
+            <w:rStyle w:val="Hyperlink"/>
+          </w:rPr>
+          <w:t>veze</w:t>
+        </w:r>
+        <w:proofErr w:type="spellEnd"/>
+        <w:r>
+          <w:rPr>
+            <w:rStyle w:val="Hyperlink"/>
+          </w:rPr>
+          <w:t xml:space="preserve"> </w:t>
+        </w:r>
+        <w:proofErr w:type="spellStart"/>
+        <w:r>
+          <w:rPr>
+            <w:rStyle w:val="Hyperlink"/>
+          </w:rPr>
+          <w:t>sa</w:t>
+        </w:r>
+        <w:proofErr w:type="spellEnd"/>
+        <w:r>
+          <w:rPr>
+            <w:rStyle w:val="Hyperlink"/>
+          </w:rPr>
+          <w:t xml:space="preserve"> </w:t>
+        </w:r>
+        <w:proofErr w:type="spellStart"/>
+        <w:r>
+          <w:rPr>
+            <w:rStyle w:val="Hyperlink"/>
+          </w:rPr>
+          <w:t>serverom</w:t>
+        </w:r>
+        <w:proofErr w:type="spellEnd"/>
       </w:hyperlink>
     </w:p>
     <w:p>
@@ -565,8 +1400,30 @@
           <w:rPr>
             <w:rStyle w:val="Hyperlink"/>
           </w:rPr>
-          <w:t>2.3 Posebni zahtevi</w:t>
-        </w:r>
+          <w:t xml:space="preserve">2.3 </w:t>
+        </w:r>
+        <w:proofErr w:type="spellStart"/>
+        <w:r>
+          <w:rPr>
+            <w:rStyle w:val="Hyperlink"/>
+          </w:rPr>
+          <w:t>Posebni</w:t>
+        </w:r>
+        <w:proofErr w:type="spellEnd"/>
+        <w:r>
+          <w:rPr>
+            <w:rStyle w:val="Hyperlink"/>
+          </w:rPr>
+          <w:t xml:space="preserve"> </w:t>
+        </w:r>
+        <w:proofErr w:type="spellStart"/>
+        <w:r>
+          <w:rPr>
+            <w:rStyle w:val="Hyperlink"/>
+          </w:rPr>
+          <w:t>zahtevi</w:t>
+        </w:r>
+        <w:proofErr w:type="spellEnd"/>
       </w:hyperlink>
     </w:p>
     <w:p>
@@ -579,8 +1436,16 @@
           <w:rPr>
             <w:rStyle w:val="Hyperlink"/>
           </w:rPr>
-          <w:t>2.4 Preduslovi</w:t>
-        </w:r>
+          <w:t xml:space="preserve">2.4 </w:t>
+        </w:r>
+        <w:proofErr w:type="spellStart"/>
+        <w:r>
+          <w:rPr>
+            <w:rStyle w:val="Hyperlink"/>
+          </w:rPr>
+          <w:t>Preduslovi</w:t>
+        </w:r>
+        <w:proofErr w:type="spellEnd"/>
       </w:hyperlink>
     </w:p>
     <w:p>
@@ -593,8 +1458,16 @@
           <w:rPr>
             <w:rStyle w:val="Hyperlink"/>
           </w:rPr>
-          <w:t>2.5 Posledice</w:t>
-        </w:r>
+          <w:t xml:space="preserve">2.5 </w:t>
+        </w:r>
+        <w:proofErr w:type="spellStart"/>
+        <w:r>
+          <w:rPr>
+            <w:rStyle w:val="Hyperlink"/>
+          </w:rPr>
+          <w:t>Posledice</w:t>
+        </w:r>
+        <w:proofErr w:type="spellEnd"/>
       </w:hyperlink>
     </w:p>
     <w:p>
@@ -616,9 +1489,21 @@
           <w:szCs w:val="28"/>
         </w:rPr>
         <w:lastRenderedPageBreak/>
-        <w:t>1. Uvod</w:t>
+        <w:t xml:space="preserve">1. </w:t>
+      </w:r>
+      <w:proofErr w:type="spellStart"/>
+      <w:r>
+        <w:rPr>
+          <w:b/>
+          <w:bCs/>
+          <w:color w:val="2B5797"/>
+          <w:sz w:val="28"/>
+          <w:szCs w:val="28"/>
+        </w:rPr>
+        <w:t>Uvod</w:t>
       </w:r>
       <w:bookmarkEnd w:id="2"/>
+      <w:proofErr w:type="spellEnd"/>
     </w:p>
     <w:p>
       <w:pPr>
@@ -633,17 +1518,97 @@
           <w:sz w:val="24"/>
           <w:szCs w:val="24"/>
         </w:rPr>
-        <w:t>1.1 Rezime</w:t>
+        <w:t xml:space="preserve">1.1 </w:t>
+      </w:r>
+      <w:proofErr w:type="spellStart"/>
+      <w:r>
+        <w:rPr>
+          <w:b/>
+          <w:bCs/>
+          <w:sz w:val="24"/>
+          <w:szCs w:val="24"/>
+        </w:rPr>
+        <w:t>Rezime</w:t>
       </w:r>
       <w:bookmarkEnd w:id="3"/>
+      <w:proofErr w:type="spellEnd"/>
     </w:p>
     <w:p>
       <w:pPr>
         <w:spacing w:after="80" w:line="276" w:lineRule="auto"/>
         <w:ind w:left="360"/>
       </w:pPr>
-      <w:r>
-        <w:t>Definisanje scenarija upotrebe za funkcionalnost generisanja dinamičkog QR koda u ScanFlow aplikaciji.</w:t>
+      <w:proofErr w:type="spellStart"/>
+      <w:r>
+        <w:t>Definisanje</w:t>
+      </w:r>
+      <w:proofErr w:type="spellEnd"/>
+      <w:r>
+        <w:t xml:space="preserve"> </w:t>
+      </w:r>
+      <w:proofErr w:type="spellStart"/>
+      <w:r>
+        <w:t>scenarija</w:t>
+      </w:r>
+      <w:proofErr w:type="spellEnd"/>
+      <w:r>
+        <w:t xml:space="preserve"> </w:t>
+      </w:r>
+      <w:proofErr w:type="spellStart"/>
+      <w:r>
+        <w:t>upotrebe</w:t>
+      </w:r>
+      <w:proofErr w:type="spellEnd"/>
+      <w:r>
+        <w:t xml:space="preserve"> za </w:t>
+      </w:r>
+      <w:proofErr w:type="spellStart"/>
+      <w:r>
+        <w:t>funkcionalnost</w:t>
+      </w:r>
+      <w:proofErr w:type="spellEnd"/>
+      <w:r>
+        <w:t xml:space="preserve"> </w:t>
+      </w:r>
+      <w:proofErr w:type="spellStart"/>
+      <w:r>
+        <w:t>generisanja</w:t>
+      </w:r>
+      <w:proofErr w:type="spellEnd"/>
+      <w:r>
+        <w:t xml:space="preserve"> </w:t>
+      </w:r>
+      <w:proofErr w:type="spellStart"/>
+      <w:r>
+        <w:t>dinamičkog</w:t>
+      </w:r>
+      <w:proofErr w:type="spellEnd"/>
+      <w:r>
+        <w:t xml:space="preserve"> QR </w:t>
+      </w:r>
+      <w:proofErr w:type="spellStart"/>
+      <w:r>
+        <w:t>koda</w:t>
+      </w:r>
+      <w:proofErr w:type="spellEnd"/>
+      <w:r>
+        <w:t xml:space="preserve"> u </w:t>
+      </w:r>
+      <w:proofErr w:type="spellStart"/>
+      <w:r>
+        <w:t>ScanFlow</w:t>
+      </w:r>
+      <w:proofErr w:type="spellEnd"/>
+      <w:r>
+        <w:t xml:space="preserve"> </w:t>
+      </w:r>
+      <w:proofErr w:type="spellStart"/>
+      <w:r>
+        <w:t>aplikaciji</w:t>
+      </w:r>
+      <w:proofErr w:type="spellEnd"/>
+      <w:r>
+        <w:t>.</w:t>
       </w:r>
     </w:p>
     <w:p>
@@ -659,17 +1624,241 @@
           <w:sz w:val="24"/>
           <w:szCs w:val="24"/>
         </w:rPr>
-        <w:t>1.2 Namena dokumenta i ciljne grupe</w:t>
+        <w:t xml:space="preserve">1.2 </w:t>
+      </w:r>
+      <w:proofErr w:type="spellStart"/>
+      <w:r>
+        <w:rPr>
+          <w:b/>
+          <w:bCs/>
+          <w:sz w:val="24"/>
+          <w:szCs w:val="24"/>
+        </w:rPr>
+        <w:t>Namena</w:t>
+      </w:r>
+      <w:proofErr w:type="spellEnd"/>
+      <w:r>
+        <w:rPr>
+          <w:b/>
+          <w:bCs/>
+          <w:sz w:val="24"/>
+          <w:szCs w:val="24"/>
+        </w:rPr>
+        <w:t xml:space="preserve"> </w:t>
+      </w:r>
+      <w:proofErr w:type="spellStart"/>
+      <w:r>
+        <w:rPr>
+          <w:b/>
+          <w:bCs/>
+          <w:sz w:val="24"/>
+          <w:szCs w:val="24"/>
+        </w:rPr>
+        <w:t>dokumenta</w:t>
+      </w:r>
+      <w:proofErr w:type="spellEnd"/>
+      <w:r>
+        <w:rPr>
+          <w:b/>
+          <w:bCs/>
+          <w:sz w:val="24"/>
+          <w:szCs w:val="24"/>
+        </w:rPr>
+        <w:t xml:space="preserve"> </w:t>
+      </w:r>
+      <w:proofErr w:type="spellStart"/>
+      <w:r>
+        <w:rPr>
+          <w:b/>
+          <w:bCs/>
+          <w:sz w:val="24"/>
+          <w:szCs w:val="24"/>
+        </w:rPr>
+        <w:t>i</w:t>
+      </w:r>
+      <w:proofErr w:type="spellEnd"/>
+      <w:r>
+        <w:rPr>
+          <w:b/>
+          <w:bCs/>
+          <w:sz w:val="24"/>
+          <w:szCs w:val="24"/>
+        </w:rPr>
+        <w:t xml:space="preserve"> </w:t>
+      </w:r>
+      <w:proofErr w:type="spellStart"/>
+      <w:r>
+        <w:rPr>
+          <w:b/>
+          <w:bCs/>
+          <w:sz w:val="24"/>
+          <w:szCs w:val="24"/>
+        </w:rPr>
+        <w:t>ciljne</w:t>
+      </w:r>
+      <w:proofErr w:type="spellEnd"/>
+      <w:r>
+        <w:rPr>
+          <w:b/>
+          <w:bCs/>
+          <w:sz w:val="24"/>
+          <w:szCs w:val="24"/>
+        </w:rPr>
+        <w:t xml:space="preserve"> </w:t>
+      </w:r>
+      <w:proofErr w:type="spellStart"/>
+      <w:r>
+        <w:rPr>
+          <w:b/>
+          <w:bCs/>
+          <w:sz w:val="24"/>
+          <w:szCs w:val="24"/>
+        </w:rPr>
+        <w:t>grupe</w:t>
       </w:r>
       <w:bookmarkEnd w:id="4"/>
+      <w:proofErr w:type="spellEnd"/>
     </w:p>
     <w:p>
       <w:pPr>
         <w:spacing w:after="80" w:line="276" w:lineRule="auto"/>
         <w:ind w:left="360"/>
       </w:pPr>
-      <w:r>
-        <w:t>Dokument koriste članovi tima za razvoj, testiranje i implementaciju funkcionalnosti, kao i članovi tima zaduženi za QR terminal i bezbednost sistema.</w:t>
+      <w:proofErr w:type="spellStart"/>
+      <w:r>
+        <w:t>Dokument</w:t>
+      </w:r>
+      <w:proofErr w:type="spellEnd"/>
+      <w:r>
+        <w:t xml:space="preserve"> </w:t>
+      </w:r>
+      <w:proofErr w:type="spellStart"/>
+      <w:r>
+        <w:t>koriste</w:t>
+      </w:r>
+      <w:proofErr w:type="spellEnd"/>
+      <w:r>
+        <w:t xml:space="preserve"> </w:t>
+      </w:r>
+      <w:proofErr w:type="spellStart"/>
+      <w:r>
+        <w:t>članovi</w:t>
+      </w:r>
+      <w:proofErr w:type="spellEnd"/>
+      <w:r>
+        <w:t xml:space="preserve"> </w:t>
+      </w:r>
+      <w:proofErr w:type="spellStart"/>
+      <w:r>
+        <w:t>tima</w:t>
+      </w:r>
+      <w:proofErr w:type="spellEnd"/>
+      <w:r>
+        <w:t xml:space="preserve"> za </w:t>
+      </w:r>
+      <w:proofErr w:type="spellStart"/>
+      <w:r>
+        <w:t>razvoj</w:t>
+      </w:r>
+      <w:proofErr w:type="spellEnd"/>
+      <w:r>
+        <w:t xml:space="preserve">, </w:t>
+      </w:r>
+      <w:proofErr w:type="spellStart"/>
+      <w:r>
+        <w:t>testiranje</w:t>
+      </w:r>
+      <w:proofErr w:type="spellEnd"/>
+      <w:r>
+        <w:t xml:space="preserve"> </w:t>
+      </w:r>
+      <w:proofErr w:type="spellStart"/>
+      <w:r>
+        <w:t>i</w:t>
+      </w:r>
+      <w:proofErr w:type="spellEnd"/>
+      <w:r>
+        <w:t xml:space="preserve"> </w:t>
+      </w:r>
+      <w:proofErr w:type="spellStart"/>
+      <w:r>
+        <w:t>implementaciju</w:t>
+      </w:r>
+      <w:proofErr w:type="spellEnd"/>
+      <w:r>
+        <w:t xml:space="preserve"> </w:t>
+      </w:r>
+      <w:proofErr w:type="spellStart"/>
+      <w:r>
+        <w:t>funkcionalnosti</w:t>
+      </w:r>
+      <w:proofErr w:type="spellEnd"/>
+      <w:r>
+        <w:t xml:space="preserve">, </w:t>
+      </w:r>
+      <w:proofErr w:type="spellStart"/>
+      <w:r>
+        <w:t>kao</w:t>
+      </w:r>
+      <w:proofErr w:type="spellEnd"/>
+      <w:r>
+        <w:t xml:space="preserve"> </w:t>
+      </w:r>
+      <w:proofErr w:type="spellStart"/>
+      <w:r>
+        <w:t>i</w:t>
+      </w:r>
+      <w:proofErr w:type="spellEnd"/>
+      <w:r>
+        <w:t xml:space="preserve"> </w:t>
+      </w:r>
+      <w:proofErr w:type="spellStart"/>
+      <w:r>
+        <w:t>članovi</w:t>
+      </w:r>
+      <w:proofErr w:type="spellEnd"/>
+      <w:r>
+        <w:t xml:space="preserve"> </w:t>
+      </w:r>
+      <w:proofErr w:type="spellStart"/>
+      <w:r>
+        <w:t>tima</w:t>
+      </w:r>
+      <w:proofErr w:type="spellEnd"/>
+      <w:r>
+        <w:t xml:space="preserve"> </w:t>
+      </w:r>
+      <w:proofErr w:type="spellStart"/>
+      <w:r>
+        <w:t>zaduženi</w:t>
+      </w:r>
+      <w:proofErr w:type="spellEnd"/>
+      <w:r>
+        <w:t xml:space="preserve"> za QR terminal </w:t>
+      </w:r>
+      <w:proofErr w:type="spellStart"/>
+      <w:r>
+        <w:t>i</w:t>
+      </w:r>
+      <w:proofErr w:type="spellEnd"/>
+      <w:r>
+        <w:t xml:space="preserve"> </w:t>
+      </w:r>
+      <w:proofErr w:type="spellStart"/>
+      <w:r>
+        <w:t>bezbednost</w:t>
+      </w:r>
+      <w:proofErr w:type="spellEnd"/>
+      <w:r>
+        <w:t xml:space="preserve"> </w:t>
+      </w:r>
+      <w:proofErr w:type="spellStart"/>
+      <w:r>
+        <w:t>sistema</w:t>
+      </w:r>
+      <w:proofErr w:type="spellEnd"/>
+      <w:r>
+        <w:t>.</w:t>
       </w:r>
     </w:p>
     <w:p>
@@ -698,9 +1887,35 @@
         </w:numPr>
         <w:spacing w:after="60" w:line="276" w:lineRule="auto"/>
       </w:pPr>
-      <w:r>
-        <w:t>Projektni zadatak ScanFlow aplikacije</w:t>
-      </w:r>
+      <w:proofErr w:type="spellStart"/>
+      <w:r>
+        <w:t>Projektni</w:t>
+      </w:r>
+      <w:proofErr w:type="spellEnd"/>
+      <w:r>
+        <w:t xml:space="preserve"> </w:t>
+      </w:r>
+      <w:proofErr w:type="spellStart"/>
+      <w:r>
+        <w:t>zadatak</w:t>
+      </w:r>
+      <w:proofErr w:type="spellEnd"/>
+      <w:r>
+        <w:t xml:space="preserve"> </w:t>
+      </w:r>
+      <w:proofErr w:type="spellStart"/>
+      <w:r>
+        <w:t>ScanFlow</w:t>
+      </w:r>
+      <w:proofErr w:type="spellEnd"/>
+      <w:r>
+        <w:t xml:space="preserve"> </w:t>
+      </w:r>
+      <w:proofErr w:type="spellStart"/>
+      <w:r>
+        <w:t>aplikacije</w:t>
+      </w:r>
+      <w:proofErr w:type="spellEnd"/>
     </w:p>
     <w:p>
       <w:pPr>
@@ -711,9 +1926,51 @@
         </w:numPr>
         <w:spacing w:after="60" w:line="276" w:lineRule="auto"/>
       </w:pPr>
-      <w:r>
-        <w:t>Uputstvo za pisanje specifikacije scenarija upotrebe funkcionalnosti</w:t>
-      </w:r>
+      <w:proofErr w:type="spellStart"/>
+      <w:r>
+        <w:t>Uputstvo</w:t>
+      </w:r>
+      <w:proofErr w:type="spellEnd"/>
+      <w:r>
+        <w:t xml:space="preserve"> za </w:t>
+      </w:r>
+      <w:proofErr w:type="spellStart"/>
+      <w:r>
+        <w:t>pisanje</w:t>
+      </w:r>
+      <w:proofErr w:type="spellEnd"/>
+      <w:r>
+        <w:t xml:space="preserve"> </w:t>
+      </w:r>
+      <w:proofErr w:type="spellStart"/>
+      <w:r>
+        <w:t>specifikacije</w:t>
+      </w:r>
+      <w:proofErr w:type="spellEnd"/>
+      <w:r>
+        <w:t xml:space="preserve"> </w:t>
+      </w:r>
+      <w:proofErr w:type="spellStart"/>
+      <w:r>
+        <w:t>scenarija</w:t>
+      </w:r>
+      <w:proofErr w:type="spellEnd"/>
+      <w:r>
+        <w:t xml:space="preserve"> </w:t>
+      </w:r>
+      <w:proofErr w:type="spellStart"/>
+      <w:r>
+        <w:t>upotrebe</w:t>
+      </w:r>
+      <w:proofErr w:type="spellEnd"/>
+      <w:r>
+        <w:t xml:space="preserve"> </w:t>
+      </w:r>
+      <w:proofErr w:type="spellStart"/>
+      <w:r>
+        <w:t>funkcionalnosti</w:t>
+      </w:r>
+      <w:proofErr w:type="spellEnd"/>
     </w:p>
     <w:p>
       <w:pPr>
@@ -728,9 +1985,40 @@
           <w:sz w:val="24"/>
           <w:szCs w:val="24"/>
         </w:rPr>
-        <w:t>1.4 Otvorena pitanja</w:t>
+        <w:t xml:space="preserve">1.4 </w:t>
+      </w:r>
+      <w:proofErr w:type="spellStart"/>
+      <w:r>
+        <w:rPr>
+          <w:b/>
+          <w:bCs/>
+          <w:sz w:val="24"/>
+          <w:szCs w:val="24"/>
+        </w:rPr>
+        <w:t>Otvorena</w:t>
+      </w:r>
+      <w:proofErr w:type="spellEnd"/>
+      <w:r>
+        <w:rPr>
+          <w:b/>
+          <w:bCs/>
+          <w:sz w:val="24"/>
+          <w:szCs w:val="24"/>
+        </w:rPr>
+        <w:t xml:space="preserve"> </w:t>
+      </w:r>
+      <w:proofErr w:type="spellStart"/>
+      <w:r>
+        <w:rPr>
+          <w:b/>
+          <w:bCs/>
+          <w:sz w:val="24"/>
+          <w:szCs w:val="24"/>
+        </w:rPr>
+        <w:t>pitanja</w:t>
       </w:r>
       <w:bookmarkEnd w:id="6"/>
+      <w:proofErr w:type="spellEnd"/>
     </w:p>
     <w:tbl>
       <w:tblPr>
@@ -755,12 +2043,6 @@
         <w:gridCol w:w="3135"/>
       </w:tblGrid>
       <w:tr>
-        <w:tblPrEx>
-          <w:tblCellMar>
-            <w:top w:w="0" w:type="dxa"/>
-            <w:bottom w:w="0" w:type="dxa"/>
-          </w:tblCellMar>
-        </w:tblPrEx>
         <w:tc>
           <w:tcPr>
             <w:tcW w:w="3135" w:type="dxa"/>
@@ -780,13 +2062,31 @@
             <w:vAlign w:val="center"/>
           </w:tcPr>
           <w:p>
+            <w:proofErr w:type="spellStart"/>
             <w:r>
               <w:rPr>
                 <w:b/>
                 <w:bCs/>
               </w:rPr>
-              <w:t>Redni broj</w:t>
+              <w:t>Redni</w:t>
             </w:r>
+            <w:proofErr w:type="spellEnd"/>
+            <w:r>
+              <w:rPr>
+                <w:b/>
+                <w:bCs/>
+              </w:rPr>
+              <w:t xml:space="preserve"> </w:t>
+            </w:r>
+            <w:proofErr w:type="spellStart"/>
+            <w:r>
+              <w:rPr>
+                <w:b/>
+                <w:bCs/>
+              </w:rPr>
+              <w:t>broj</w:t>
+            </w:r>
+            <w:proofErr w:type="spellEnd"/>
           </w:p>
         </w:tc>
         <w:tc>
@@ -808,6 +2108,7 @@
             <w:vAlign w:val="center"/>
           </w:tcPr>
           <w:p>
+            <w:proofErr w:type="spellStart"/>
             <w:r>
               <w:rPr>
                 <w:b/>
@@ -815,6 +2116,7 @@
               </w:rPr>
               <w:t>Opis</w:t>
             </w:r>
+            <w:proofErr w:type="spellEnd"/>
           </w:p>
         </w:tc>
         <w:tc>
@@ -836,6 +2138,7 @@
             <w:vAlign w:val="center"/>
           </w:tcPr>
           <w:p>
+            <w:proofErr w:type="spellStart"/>
             <w:r>
               <w:rPr>
                 <w:b/>
@@ -843,16 +2146,11 @@
               </w:rPr>
               <w:t>Rešenje</w:t>
             </w:r>
+            <w:proofErr w:type="spellEnd"/>
           </w:p>
         </w:tc>
       </w:tr>
       <w:tr>
-        <w:tblPrEx>
-          <w:tblCellMar>
-            <w:top w:w="0" w:type="dxa"/>
-            <w:bottom w:w="0" w:type="dxa"/>
-          </w:tblCellMar>
-        </w:tblPrEx>
         <w:tc>
           <w:tcPr>
             <w:tcW w:w="3135" w:type="dxa"/>
@@ -895,7 +2193,55 @@
           </w:tcPr>
           <w:p>
             <w:r>
-              <w:t>Koliko traje važenje jednog QR koda pre generisanja novog?</w:t>
+              <w:t xml:space="preserve">Koliko </w:t>
+            </w:r>
+            <w:proofErr w:type="spellStart"/>
+            <w:r>
+              <w:t>traje</w:t>
+            </w:r>
+            <w:proofErr w:type="spellEnd"/>
+            <w:r>
+              <w:t xml:space="preserve"> </w:t>
+            </w:r>
+            <w:proofErr w:type="spellStart"/>
+            <w:r>
+              <w:t>važenje</w:t>
+            </w:r>
+            <w:proofErr w:type="spellEnd"/>
+            <w:r>
+              <w:t xml:space="preserve"> </w:t>
+            </w:r>
+            <w:proofErr w:type="spellStart"/>
+            <w:r>
+              <w:t>jednog</w:t>
+            </w:r>
+            <w:proofErr w:type="spellEnd"/>
+            <w:r>
+              <w:t xml:space="preserve"> QR </w:t>
+            </w:r>
+            <w:proofErr w:type="spellStart"/>
+            <w:r>
+              <w:t>koda</w:t>
+            </w:r>
+            <w:proofErr w:type="spellEnd"/>
+            <w:r>
+              <w:t xml:space="preserve"> pre </w:t>
+            </w:r>
+            <w:proofErr w:type="spellStart"/>
+            <w:r>
+              <w:t>generisanja</w:t>
+            </w:r>
+            <w:proofErr w:type="spellEnd"/>
+            <w:r>
+              <w:t xml:space="preserve"> </w:t>
+            </w:r>
+            <w:proofErr w:type="spellStart"/>
+            <w:r>
+              <w:t>novog</w:t>
+            </w:r>
+            <w:proofErr w:type="spellEnd"/>
+            <w:r>
+              <w:t>?</w:t>
             </w:r>
           </w:p>
         </w:tc>
@@ -920,12 +2266,6 @@
         </w:tc>
       </w:tr>
       <w:tr>
-        <w:tblPrEx>
-          <w:tblCellMar>
-            <w:top w:w="0" w:type="dxa"/>
-            <w:bottom w:w="0" w:type="dxa"/>
-          </w:tblCellMar>
-        </w:tblPrEx>
         <w:tc>
           <w:tcPr>
             <w:tcW w:w="3135" w:type="dxa"/>
@@ -968,7 +2308,63 @@
           </w:tcPr>
           <w:p>
             <w:r>
-              <w:t>Da li se stari QR kod automatski poništava u trenutku generisanja novog?</w:t>
+              <w:t xml:space="preserve">Da li se </w:t>
+            </w:r>
+            <w:proofErr w:type="spellStart"/>
+            <w:r>
+              <w:t>stari</w:t>
+            </w:r>
+            <w:proofErr w:type="spellEnd"/>
+            <w:r>
+              <w:t xml:space="preserve"> QR </w:t>
+            </w:r>
+            <w:proofErr w:type="spellStart"/>
+            <w:r>
+              <w:t>kod</w:t>
+            </w:r>
+            <w:proofErr w:type="spellEnd"/>
+            <w:r>
+              <w:t xml:space="preserve"> </w:t>
+            </w:r>
+            <w:proofErr w:type="spellStart"/>
+            <w:r>
+              <w:t>automatski</w:t>
+            </w:r>
+            <w:proofErr w:type="spellEnd"/>
+            <w:r>
+              <w:t xml:space="preserve"> </w:t>
+            </w:r>
+            <w:proofErr w:type="spellStart"/>
+            <w:r>
+              <w:t>poništava</w:t>
+            </w:r>
+            <w:proofErr w:type="spellEnd"/>
+            <w:r>
+              <w:t xml:space="preserve"> u </w:t>
+            </w:r>
+            <w:proofErr w:type="spellStart"/>
+            <w:r>
+              <w:t>trenutku</w:t>
+            </w:r>
+            <w:proofErr w:type="spellEnd"/>
+            <w:r>
+              <w:t xml:space="preserve"> </w:t>
+            </w:r>
+            <w:proofErr w:type="spellStart"/>
+            <w:r>
+              <w:t>generisanja</w:t>
+            </w:r>
+            <w:proofErr w:type="spellEnd"/>
+            <w:r>
+              <w:t xml:space="preserve"> </w:t>
+            </w:r>
+            <w:proofErr w:type="spellStart"/>
+            <w:r>
+              <w:t>novog</w:t>
+            </w:r>
+            <w:proofErr w:type="spellEnd"/>
+            <w:r>
+              <w:t>?</w:t>
             </w:r>
           </w:p>
         </w:tc>
@@ -993,12 +2389,6 @@
         </w:tc>
       </w:tr>
       <w:tr>
-        <w:tblPrEx>
-          <w:tblCellMar>
-            <w:top w:w="0" w:type="dxa"/>
-            <w:bottom w:w="0" w:type="dxa"/>
-          </w:tblCellMar>
-        </w:tblPrEx>
         <w:tc>
           <w:tcPr>
             <w:tcW w:w="3135" w:type="dxa"/>
@@ -1041,7 +2431,55 @@
           </w:tcPr>
           <w:p>
             <w:r>
-              <w:t>Da li QR terminal treba da prikazuje odbrojavanje do sledeće promene koda?</w:t>
+              <w:t xml:space="preserve">Da li QR terminal </w:t>
+            </w:r>
+            <w:proofErr w:type="spellStart"/>
+            <w:r>
+              <w:t>treba</w:t>
+            </w:r>
+            <w:proofErr w:type="spellEnd"/>
+            <w:r>
+              <w:t xml:space="preserve"> da </w:t>
+            </w:r>
+            <w:proofErr w:type="spellStart"/>
+            <w:r>
+              <w:t>prikazuje</w:t>
+            </w:r>
+            <w:proofErr w:type="spellEnd"/>
+            <w:r>
+              <w:t xml:space="preserve"> </w:t>
+            </w:r>
+            <w:proofErr w:type="spellStart"/>
+            <w:r>
+              <w:t>odbrojavanje</w:t>
+            </w:r>
+            <w:proofErr w:type="spellEnd"/>
+            <w:r>
+              <w:t xml:space="preserve"> do </w:t>
+            </w:r>
+            <w:proofErr w:type="spellStart"/>
+            <w:r>
+              <w:t>sledeće</w:t>
+            </w:r>
+            <w:proofErr w:type="spellEnd"/>
+            <w:r>
+              <w:t xml:space="preserve"> </w:t>
+            </w:r>
+            <w:proofErr w:type="spellStart"/>
+            <w:r>
+              <w:t>promene</w:t>
+            </w:r>
+            <w:proofErr w:type="spellEnd"/>
+            <w:r>
+              <w:t xml:space="preserve"> </w:t>
+            </w:r>
+            <w:proofErr w:type="spellStart"/>
+            <w:r>
+              <w:t>koda</w:t>
+            </w:r>
+            <w:proofErr w:type="spellEnd"/>
+            <w:r>
+              <w:t>?</w:t>
             </w:r>
           </w:p>
         </w:tc>
@@ -1080,7 +2518,139 @@
           <w:sz w:val="28"/>
           <w:szCs w:val="28"/>
         </w:rPr>
-        <w:t>2. Scenario generisanja novog QR koda na određeni vremenski interval</w:t>
+        <w:t xml:space="preserve">2. Scenario </w:t>
+      </w:r>
+      <w:proofErr w:type="spellStart"/>
+      <w:r>
+        <w:rPr>
+          <w:b/>
+          <w:bCs/>
+          <w:color w:val="2B5797"/>
+          <w:sz w:val="28"/>
+          <w:szCs w:val="28"/>
+        </w:rPr>
+        <w:t>generisanja</w:t>
+      </w:r>
+      <w:proofErr w:type="spellEnd"/>
+      <w:r>
+        <w:rPr>
+          <w:b/>
+          <w:bCs/>
+          <w:color w:val="2B5797"/>
+          <w:sz w:val="28"/>
+          <w:szCs w:val="28"/>
+        </w:rPr>
+        <w:t xml:space="preserve"> </w:t>
+      </w:r>
+      <w:proofErr w:type="spellStart"/>
+      <w:r>
+        <w:rPr>
+          <w:b/>
+          <w:bCs/>
+          <w:color w:val="2B5797"/>
+          <w:sz w:val="28"/>
+          <w:szCs w:val="28"/>
+        </w:rPr>
+        <w:t>novog</w:t>
+      </w:r>
+      <w:proofErr w:type="spellEnd"/>
+      <w:r>
+        <w:rPr>
+          <w:b/>
+          <w:bCs/>
+          <w:color w:val="2B5797"/>
+          <w:sz w:val="28"/>
+          <w:szCs w:val="28"/>
+        </w:rPr>
+        <w:t xml:space="preserve"> QR </w:t>
+      </w:r>
+      <w:proofErr w:type="spellStart"/>
+      <w:r>
+        <w:rPr>
+          <w:b/>
+          <w:bCs/>
+          <w:color w:val="2B5797"/>
+          <w:sz w:val="28"/>
+          <w:szCs w:val="28"/>
+        </w:rPr>
+        <w:t>koda</w:t>
+      </w:r>
+      <w:proofErr w:type="spellEnd"/>
+      <w:r>
+        <w:rPr>
+          <w:b/>
+          <w:bCs/>
+          <w:color w:val="2B5797"/>
+          <w:sz w:val="28"/>
+          <w:szCs w:val="28"/>
+        </w:rPr>
+        <w:t xml:space="preserve"> </w:t>
+      </w:r>
+      <w:proofErr w:type="spellStart"/>
+      <w:r>
+        <w:rPr>
+          <w:b/>
+          <w:bCs/>
+          <w:color w:val="2B5797"/>
+          <w:sz w:val="28"/>
+          <w:szCs w:val="28"/>
+        </w:rPr>
+        <w:t>na</w:t>
+      </w:r>
+      <w:proofErr w:type="spellEnd"/>
+      <w:r>
+        <w:rPr>
+          <w:b/>
+          <w:bCs/>
+          <w:color w:val="2B5797"/>
+          <w:sz w:val="28"/>
+          <w:szCs w:val="28"/>
+        </w:rPr>
+        <w:t xml:space="preserve"> </w:t>
+      </w:r>
+      <w:proofErr w:type="spellStart"/>
+      <w:r>
+        <w:rPr>
+          <w:b/>
+          <w:bCs/>
+          <w:color w:val="2B5797"/>
+          <w:sz w:val="28"/>
+          <w:szCs w:val="28"/>
+        </w:rPr>
+        <w:t>određeni</w:t>
+      </w:r>
+      <w:proofErr w:type="spellEnd"/>
+      <w:r>
+        <w:rPr>
+          <w:b/>
+          <w:bCs/>
+          <w:color w:val="2B5797"/>
+          <w:sz w:val="28"/>
+          <w:szCs w:val="28"/>
+        </w:rPr>
+        <w:t xml:space="preserve"> </w:t>
+      </w:r>
+      <w:proofErr w:type="spellStart"/>
+      <w:r>
+        <w:rPr>
+          <w:b/>
+          <w:bCs/>
+          <w:color w:val="2B5797"/>
+          <w:sz w:val="28"/>
+          <w:szCs w:val="28"/>
+        </w:rPr>
+        <w:t>vremenski</w:t>
+      </w:r>
+      <w:proofErr w:type="spellEnd"/>
+      <w:r>
+        <w:rPr>
+          <w:b/>
+          <w:bCs/>
+          <w:color w:val="2B5797"/>
+          <w:sz w:val="28"/>
+          <w:szCs w:val="28"/>
+        </w:rPr>
+        <w:t xml:space="preserve"> interval</w:t>
       </w:r>
       <w:bookmarkEnd w:id="7"/>
     </w:p>
@@ -1097,17 +2667,288 @@
           <w:sz w:val="24"/>
           <w:szCs w:val="24"/>
         </w:rPr>
-        <w:t>2.1 Kratak opis</w:t>
+        <w:t xml:space="preserve">2.1 </w:t>
+      </w:r>
+      <w:proofErr w:type="spellStart"/>
+      <w:r>
+        <w:rPr>
+          <w:b/>
+          <w:bCs/>
+          <w:sz w:val="24"/>
+          <w:szCs w:val="24"/>
+        </w:rPr>
+        <w:t>Kratak</w:t>
+      </w:r>
+      <w:proofErr w:type="spellEnd"/>
+      <w:r>
+        <w:rPr>
+          <w:b/>
+          <w:bCs/>
+          <w:sz w:val="24"/>
+          <w:szCs w:val="24"/>
+        </w:rPr>
+        <w:t xml:space="preserve"> </w:t>
+      </w:r>
+      <w:proofErr w:type="spellStart"/>
+      <w:r>
+        <w:rPr>
+          <w:b/>
+          <w:bCs/>
+          <w:sz w:val="24"/>
+          <w:szCs w:val="24"/>
+        </w:rPr>
+        <w:t>opis</w:t>
       </w:r>
       <w:bookmarkEnd w:id="8"/>
+      <w:proofErr w:type="spellEnd"/>
     </w:p>
     <w:p>
       <w:pPr>
         <w:spacing w:after="80" w:line="276" w:lineRule="auto"/>
         <w:ind w:left="360"/>
       </w:pPr>
-      <w:r>
-        <w:t>Autorizovani QR terminal na ulazu u objekat periodično generiše i prikazuje novi QR kod ograničenog trajanja. Dinamički kod služi zaposlenima za potvrdu prisustva pri dolasku i odlasku sa posla, uz smanjenje mogućnosti zloupotrebe statičkog koda.</w:t>
+      <w:proofErr w:type="spellStart"/>
+      <w:r>
+        <w:t>A</w:t>
+      </w:r>
+      <w:r>
+        <w:t>utorizovani</w:t>
+      </w:r>
+      <w:proofErr w:type="spellEnd"/>
+      <w:r>
+        <w:t xml:space="preserve"> QR terminal </w:t>
+      </w:r>
+      <w:proofErr w:type="spellStart"/>
+      <w:r>
+        <w:t>na</w:t>
+      </w:r>
+      <w:proofErr w:type="spellEnd"/>
+      <w:r>
+        <w:t xml:space="preserve"> </w:t>
+      </w:r>
+      <w:proofErr w:type="spellStart"/>
+      <w:r>
+        <w:t>ulazu</w:t>
+      </w:r>
+      <w:proofErr w:type="spellEnd"/>
+      <w:r>
+        <w:t xml:space="preserve"> u </w:t>
+      </w:r>
+      <w:proofErr w:type="spellStart"/>
+      <w:r>
+        <w:t>objekat</w:t>
+      </w:r>
+      <w:proofErr w:type="spellEnd"/>
+      <w:r>
+        <w:t xml:space="preserve"> </w:t>
+      </w:r>
+      <w:proofErr w:type="spellStart"/>
+      <w:r>
+        <w:t>periodično</w:t>
+      </w:r>
+      <w:proofErr w:type="spellEnd"/>
+      <w:r>
+        <w:t xml:space="preserve"> </w:t>
+      </w:r>
+      <w:proofErr w:type="spellStart"/>
+      <w:r>
+        <w:t>generiše</w:t>
+      </w:r>
+      <w:proofErr w:type="spellEnd"/>
+      <w:r>
+        <w:t xml:space="preserve"> </w:t>
+      </w:r>
+      <w:proofErr w:type="spellStart"/>
+      <w:r>
+        <w:t>i</w:t>
+      </w:r>
+      <w:proofErr w:type="spellEnd"/>
+      <w:r>
+        <w:t xml:space="preserve"> </w:t>
+      </w:r>
+      <w:proofErr w:type="spellStart"/>
+      <w:r>
+        <w:t>prikazuje</w:t>
+      </w:r>
+      <w:proofErr w:type="spellEnd"/>
+      <w:r>
+        <w:t xml:space="preserve"> </w:t>
+      </w:r>
+      <w:proofErr w:type="spellStart"/>
+      <w:r>
+        <w:t>novi</w:t>
+      </w:r>
+      <w:proofErr w:type="spellEnd"/>
+      <w:r>
+        <w:t xml:space="preserve"> QR </w:t>
+      </w:r>
+      <w:proofErr w:type="spellStart"/>
+      <w:r>
+        <w:t>kod</w:t>
+      </w:r>
+      <w:proofErr w:type="spellEnd"/>
+      <w:r>
+        <w:t xml:space="preserve"> </w:t>
+      </w:r>
+      <w:proofErr w:type="spellStart"/>
+      <w:r>
+        <w:t>ograničenog</w:t>
+      </w:r>
+      <w:proofErr w:type="spellEnd"/>
+      <w:r>
+        <w:t xml:space="preserve"> </w:t>
+      </w:r>
+      <w:proofErr w:type="spellStart"/>
+      <w:r>
+        <w:t>trajanja</w:t>
+      </w:r>
+      <w:proofErr w:type="spellEnd"/>
+      <w:r>
+        <w:t xml:space="preserve">. </w:t>
+      </w:r>
+      <w:proofErr w:type="spellStart"/>
+      <w:r>
+        <w:t>Dinamički</w:t>
+      </w:r>
+      <w:proofErr w:type="spellEnd"/>
+      <w:r>
+        <w:t xml:space="preserve"> </w:t>
+      </w:r>
+      <w:proofErr w:type="spellStart"/>
+      <w:r>
+        <w:t>kod</w:t>
+      </w:r>
+      <w:proofErr w:type="spellEnd"/>
+      <w:r>
+        <w:t xml:space="preserve"> </w:t>
+      </w:r>
+      <w:proofErr w:type="spellStart"/>
+      <w:r>
+        <w:t>služi</w:t>
+      </w:r>
+      <w:proofErr w:type="spellEnd"/>
+      <w:r>
+        <w:t xml:space="preserve"> </w:t>
+      </w:r>
+      <w:proofErr w:type="spellStart"/>
+      <w:r>
+        <w:t>zaposlenima</w:t>
+      </w:r>
+      <w:proofErr w:type="spellEnd"/>
+      <w:r>
+        <w:t xml:space="preserve"> za </w:t>
+      </w:r>
+      <w:proofErr w:type="spellStart"/>
+      <w:r>
+        <w:t>potvrdu</w:t>
+      </w:r>
+      <w:proofErr w:type="spellEnd"/>
+      <w:r>
+        <w:t xml:space="preserve"> </w:t>
+      </w:r>
+      <w:proofErr w:type="spellStart"/>
+      <w:r>
+        <w:t>prisustva</w:t>
+      </w:r>
+      <w:proofErr w:type="spellEnd"/>
+      <w:r>
+        <w:t xml:space="preserve"> </w:t>
+      </w:r>
+      <w:proofErr w:type="spellStart"/>
+      <w:r>
+        <w:t>pri</w:t>
+      </w:r>
+      <w:proofErr w:type="spellEnd"/>
+      <w:r>
+        <w:t xml:space="preserve"> </w:t>
+      </w:r>
+      <w:proofErr w:type="spellStart"/>
+      <w:r>
+        <w:t>dolasku</w:t>
+      </w:r>
+      <w:proofErr w:type="spellEnd"/>
+      <w:r>
+        <w:t xml:space="preserve"> </w:t>
+      </w:r>
+      <w:proofErr w:type="spellStart"/>
+      <w:r>
+        <w:t>i</w:t>
+      </w:r>
+      <w:proofErr w:type="spellEnd"/>
+      <w:r>
+        <w:t xml:space="preserve"> </w:t>
+      </w:r>
+      <w:proofErr w:type="spellStart"/>
+      <w:r>
+        <w:t>odlasku</w:t>
+      </w:r>
+      <w:proofErr w:type="spellEnd"/>
+      <w:r>
+        <w:t xml:space="preserve"> </w:t>
+      </w:r>
+      <w:proofErr w:type="spellStart"/>
+      <w:r>
+        <w:t>sa</w:t>
+      </w:r>
+      <w:proofErr w:type="spellEnd"/>
+      <w:r>
+        <w:t xml:space="preserve"> </w:t>
+      </w:r>
+      <w:proofErr w:type="spellStart"/>
+      <w:r>
+        <w:t>posla</w:t>
+      </w:r>
+      <w:proofErr w:type="spellEnd"/>
+      <w:r>
+        <w:t xml:space="preserve">, </w:t>
+      </w:r>
+      <w:proofErr w:type="spellStart"/>
+      <w:r>
+        <w:t>uz</w:t>
+      </w:r>
+      <w:proofErr w:type="spellEnd"/>
+      <w:r>
+        <w:t xml:space="preserve"> </w:t>
+      </w:r>
+      <w:proofErr w:type="spellStart"/>
+      <w:r>
+        <w:t>smanjenje</w:t>
+      </w:r>
+      <w:proofErr w:type="spellEnd"/>
+      <w:r>
+        <w:t xml:space="preserve"> </w:t>
+      </w:r>
+      <w:proofErr w:type="spellStart"/>
+      <w:r>
+        <w:t>mogućnosti</w:t>
+      </w:r>
+      <w:proofErr w:type="spellEnd"/>
+      <w:r>
+        <w:t xml:space="preserve"> </w:t>
+      </w:r>
+      <w:proofErr w:type="spellStart"/>
+      <w:r>
+        <w:t>zloupotrebe</w:t>
+      </w:r>
+      <w:proofErr w:type="spellEnd"/>
+      <w:r>
+        <w:t xml:space="preserve"> </w:t>
+      </w:r>
+      <w:proofErr w:type="spellStart"/>
+      <w:r>
+        <w:t>statičkog</w:t>
+      </w:r>
+      <w:proofErr w:type="spellEnd"/>
+      <w:r>
+        <w:t xml:space="preserve"> </w:t>
+      </w:r>
+      <w:proofErr w:type="spellStart"/>
+      <w:r>
+        <w:t>koda</w:t>
+      </w:r>
+      <w:proofErr w:type="spellEnd"/>
+      <w:r>
+        <w:t>.</w:t>
       </w:r>
     </w:p>
     <w:p>
@@ -1123,9 +2964,20 @@
           <w:sz w:val="24"/>
           <w:szCs w:val="24"/>
         </w:rPr>
-        <w:t>2.2 Tok događaja</w:t>
+        <w:t xml:space="preserve">2.2 Tok </w:t>
+      </w:r>
+      <w:proofErr w:type="spellStart"/>
+      <w:r>
+        <w:rPr>
+          <w:b/>
+          <w:bCs/>
+          <w:sz w:val="24"/>
+          <w:szCs w:val="24"/>
+        </w:rPr>
+        <w:t>događaja</w:t>
       </w:r>
       <w:bookmarkEnd w:id="9"/>
+      <w:proofErr w:type="spellEnd"/>
     </w:p>
     <w:p>
       <w:pPr>
@@ -1138,9 +2990,114 @@
           <w:b/>
           <w:bCs/>
         </w:rPr>
-        <w:t>2.2.1 Osnovni uspešan scenario – QR terminal generiše i prikazuje novi kod</w:t>
+        <w:t xml:space="preserve">2.2.1 </w:t>
+      </w:r>
+      <w:proofErr w:type="spellStart"/>
+      <w:r>
+        <w:rPr>
+          <w:b/>
+          <w:bCs/>
+        </w:rPr>
+        <w:t>Osnovni</w:t>
+      </w:r>
+      <w:proofErr w:type="spellEnd"/>
+      <w:r>
+        <w:rPr>
+          <w:b/>
+          <w:bCs/>
+        </w:rPr>
+        <w:t xml:space="preserve"> </w:t>
+      </w:r>
+      <w:proofErr w:type="spellStart"/>
+      <w:r>
+        <w:rPr>
+          <w:b/>
+          <w:bCs/>
+        </w:rPr>
+        <w:t>uspešan</w:t>
+      </w:r>
+      <w:proofErr w:type="spellEnd"/>
+      <w:r>
+        <w:rPr>
+          <w:b/>
+          <w:bCs/>
+        </w:rPr>
+        <w:t xml:space="preserve"> scenario – QR terminal </w:t>
+      </w:r>
+      <w:proofErr w:type="spellStart"/>
+      <w:r>
+        <w:rPr>
+          <w:b/>
+          <w:bCs/>
+        </w:rPr>
+        <w:t>generiše</w:t>
+      </w:r>
+      <w:proofErr w:type="spellEnd"/>
+      <w:r>
+        <w:rPr>
+          <w:b/>
+          <w:bCs/>
+        </w:rPr>
+        <w:t xml:space="preserve"> </w:t>
+      </w:r>
+      <w:proofErr w:type="spellStart"/>
+      <w:r>
+        <w:rPr>
+          <w:b/>
+          <w:bCs/>
+        </w:rPr>
+        <w:t>i</w:t>
+      </w:r>
+      <w:proofErr w:type="spellEnd"/>
+      <w:r>
+        <w:rPr>
+          <w:b/>
+          <w:bCs/>
+        </w:rPr>
+        <w:t xml:space="preserve"> </w:t>
+      </w:r>
+      <w:proofErr w:type="spellStart"/>
+      <w:r>
+        <w:rPr>
+          <w:b/>
+          <w:bCs/>
+        </w:rPr>
+        <w:t>prikazuje</w:t>
+      </w:r>
+      <w:proofErr w:type="spellEnd"/>
+      <w:r>
+        <w:rPr>
+          <w:b/>
+          <w:bCs/>
+        </w:rPr>
+        <w:t xml:space="preserve"> </w:t>
+      </w:r>
+      <w:proofErr w:type="spellStart"/>
+      <w:r>
+        <w:rPr>
+          <w:b/>
+          <w:bCs/>
+        </w:rPr>
+        <w:t>novi</w:t>
+      </w:r>
+      <w:proofErr w:type="spellEnd"/>
+      <w:r>
+        <w:rPr>
+          <w:b/>
+          <w:bCs/>
+        </w:rPr>
+        <w:t xml:space="preserve"> </w:t>
+      </w:r>
+      <w:proofErr w:type="spellStart"/>
+      <w:r>
+        <w:rPr>
+          <w:b/>
+          <w:bCs/>
+        </w:rPr>
+        <w:t>kod</w:t>
       </w:r>
       <w:bookmarkEnd w:id="10"/>
+      <w:proofErr w:type="spellEnd"/>
     </w:p>
     <w:p>
       <w:pPr>
@@ -1152,7 +3109,31 @@
         <w:spacing w:after="60" w:line="276" w:lineRule="auto"/>
       </w:pPr>
       <w:r>
-        <w:t>QR terminal je uspešno autorizovan u sistemu.</w:t>
+        <w:t xml:space="preserve">QR terminal je </w:t>
+      </w:r>
+      <w:proofErr w:type="spellStart"/>
+      <w:r>
+        <w:t>uspešno</w:t>
+      </w:r>
+      <w:proofErr w:type="spellEnd"/>
+      <w:r>
+        <w:t xml:space="preserve"> </w:t>
+      </w:r>
+      <w:proofErr w:type="spellStart"/>
+      <w:r>
+        <w:t>autorizovan</w:t>
+      </w:r>
+      <w:proofErr w:type="spellEnd"/>
+      <w:r>
+        <w:t xml:space="preserve"> u </w:t>
+      </w:r>
+      <w:proofErr w:type="spellStart"/>
+      <w:r>
+        <w:t>sistemu</w:t>
+      </w:r>
+      <w:proofErr w:type="spellEnd"/>
+      <w:r>
+        <w:t>.</w:t>
       </w:r>
     </w:p>
     <w:p>
@@ -1164,8 +3145,61 @@
         </w:numPr>
         <w:spacing w:after="60" w:line="276" w:lineRule="auto"/>
       </w:pPr>
-      <w:r>
-        <w:t>Sistem pokreće mehanizam za periodično generisanje dinamičkog QR koda.</w:t>
+      <w:proofErr w:type="spellStart"/>
+      <w:r>
+        <w:t>Sistem</w:t>
+      </w:r>
+      <w:proofErr w:type="spellEnd"/>
+      <w:r>
+        <w:t xml:space="preserve"> </w:t>
+      </w:r>
+      <w:proofErr w:type="spellStart"/>
+      <w:r>
+        <w:t>pokreće</w:t>
+      </w:r>
+      <w:proofErr w:type="spellEnd"/>
+      <w:r>
+        <w:t xml:space="preserve"> </w:t>
+      </w:r>
+      <w:proofErr w:type="spellStart"/>
+      <w:r>
+        <w:t>mehanizam</w:t>
+      </w:r>
+      <w:proofErr w:type="spellEnd"/>
+      <w:r>
+        <w:t xml:space="preserve"> za </w:t>
+      </w:r>
+      <w:proofErr w:type="spellStart"/>
+      <w:r>
+        <w:t>periodično</w:t>
+      </w:r>
+      <w:proofErr w:type="spellEnd"/>
+      <w:r>
+        <w:t xml:space="preserve"> </w:t>
+      </w:r>
+      <w:proofErr w:type="spellStart"/>
+      <w:r>
+        <w:t>generisanje</w:t>
+      </w:r>
+      <w:proofErr w:type="spellEnd"/>
+      <w:r>
+        <w:t xml:space="preserve"> </w:t>
+      </w:r>
+      <w:proofErr w:type="spellStart"/>
+      <w:r>
+        <w:t>dinamičkog</w:t>
+      </w:r>
+      <w:proofErr w:type="spellEnd"/>
+      <w:r>
+        <w:t xml:space="preserve"> QR </w:t>
+      </w:r>
+      <w:proofErr w:type="spellStart"/>
+      <w:r>
+        <w:t>koda</w:t>
+      </w:r>
+      <w:proofErr w:type="spellEnd"/>
+      <w:r>
+        <w:t>.</w:t>
       </w:r>
     </w:p>
     <w:p>
@@ -1177,8 +3211,69 @@
         </w:numPr>
         <w:spacing w:after="60" w:line="276" w:lineRule="auto"/>
       </w:pPr>
-      <w:r>
-        <w:t>Sistem formira novi jedinstveni token sa ograničenim vremenom važenja.</w:t>
+      <w:proofErr w:type="spellStart"/>
+      <w:r>
+        <w:t>Sistem</w:t>
+      </w:r>
+      <w:proofErr w:type="spellEnd"/>
+      <w:r>
+        <w:t xml:space="preserve"> </w:t>
+      </w:r>
+      <w:proofErr w:type="spellStart"/>
+      <w:r>
+        <w:t>formira</w:t>
+      </w:r>
+      <w:proofErr w:type="spellEnd"/>
+      <w:r>
+        <w:t xml:space="preserve"> </w:t>
+      </w:r>
+      <w:proofErr w:type="spellStart"/>
+      <w:r>
+        <w:t>novi</w:t>
+      </w:r>
+      <w:proofErr w:type="spellEnd"/>
+      <w:r>
+        <w:t xml:space="preserve"> </w:t>
+      </w:r>
+      <w:proofErr w:type="spellStart"/>
+      <w:r>
+        <w:t>jedinstveni</w:t>
+      </w:r>
+      <w:proofErr w:type="spellEnd"/>
+      <w:r>
+        <w:t xml:space="preserve"> token </w:t>
+      </w:r>
+      <w:proofErr w:type="spellStart"/>
+      <w:r>
+        <w:t>sa</w:t>
+      </w:r>
+      <w:proofErr w:type="spellEnd"/>
+      <w:r>
+        <w:t xml:space="preserve"> </w:t>
+      </w:r>
+      <w:proofErr w:type="spellStart"/>
+      <w:r>
+        <w:t>ograničenim</w:t>
+      </w:r>
+      <w:proofErr w:type="spellEnd"/>
+      <w:r>
+        <w:t xml:space="preserve"> </w:t>
+      </w:r>
+      <w:proofErr w:type="spellStart"/>
+      <w:r>
+        <w:t>vremenom</w:t>
+      </w:r>
+      <w:proofErr w:type="spellEnd"/>
+      <w:r>
+        <w:t xml:space="preserve"> </w:t>
+      </w:r>
+      <w:proofErr w:type="spellStart"/>
+      <w:r>
+        <w:t>važenja</w:t>
+      </w:r>
+      <w:proofErr w:type="spellEnd"/>
+      <w:r>
+        <w:t>.</w:t>
       </w:r>
     </w:p>
     <w:p>
@@ -1190,8 +3285,61 @@
         </w:numPr>
         <w:spacing w:after="60" w:line="276" w:lineRule="auto"/>
       </w:pPr>
-      <w:r>
-        <w:t>Sistem generiše QR kod na osnovu formiranog tokena.</w:t>
+      <w:proofErr w:type="spellStart"/>
+      <w:r>
+        <w:t>Sistem</w:t>
+      </w:r>
+      <w:proofErr w:type="spellEnd"/>
+      <w:r>
+        <w:t xml:space="preserve"> </w:t>
+      </w:r>
+      <w:proofErr w:type="spellStart"/>
+      <w:r>
+        <w:t>generiše</w:t>
+      </w:r>
+      <w:proofErr w:type="spellEnd"/>
+      <w:r>
+        <w:t xml:space="preserve"> QR </w:t>
+      </w:r>
+      <w:proofErr w:type="spellStart"/>
+      <w:r>
+        <w:t>kod</w:t>
+      </w:r>
+      <w:proofErr w:type="spellEnd"/>
+      <w:r>
+        <w:t xml:space="preserve"> </w:t>
+      </w:r>
+      <w:proofErr w:type="spellStart"/>
+      <w:r>
+        <w:t>na</w:t>
+      </w:r>
+      <w:proofErr w:type="spellEnd"/>
+      <w:r>
+        <w:t xml:space="preserve"> </w:t>
+      </w:r>
+      <w:proofErr w:type="spellStart"/>
+      <w:r>
+        <w:t>osnovu</w:t>
+      </w:r>
+      <w:proofErr w:type="spellEnd"/>
+      <w:r>
+        <w:t xml:space="preserve"> </w:t>
+      </w:r>
+      <w:proofErr w:type="spellStart"/>
+      <w:r>
+        <w:t>formiranog</w:t>
+      </w:r>
+      <w:proofErr w:type="spellEnd"/>
+      <w:r>
+        <w:t xml:space="preserve"> </w:t>
+      </w:r>
+      <w:proofErr w:type="spellStart"/>
+      <w:r>
+        <w:t>tokena</w:t>
+      </w:r>
+      <w:proofErr w:type="spellEnd"/>
+      <w:r>
+        <w:t>.</w:t>
       </w:r>
     </w:p>
     <w:p>
@@ -1204,7 +3352,55 @@
         <w:spacing w:after="60" w:line="276" w:lineRule="auto"/>
       </w:pPr>
       <w:r>
-        <w:t>QR terminal prikazuje trenutno važeći QR kod na ekranu.</w:t>
+        <w:t xml:space="preserve">QR terminal </w:t>
+      </w:r>
+      <w:proofErr w:type="spellStart"/>
+      <w:r>
+        <w:t>prikazuje</w:t>
+      </w:r>
+      <w:proofErr w:type="spellEnd"/>
+      <w:r>
+        <w:t xml:space="preserve"> </w:t>
+      </w:r>
+      <w:proofErr w:type="spellStart"/>
+      <w:r>
+        <w:t>trenutno</w:t>
+      </w:r>
+      <w:proofErr w:type="spellEnd"/>
+      <w:r>
+        <w:t xml:space="preserve"> </w:t>
+      </w:r>
+      <w:proofErr w:type="spellStart"/>
+      <w:r>
+        <w:t>važeći</w:t>
+      </w:r>
+      <w:proofErr w:type="spellEnd"/>
+      <w:r>
+        <w:t xml:space="preserve"> QR </w:t>
+      </w:r>
+      <w:proofErr w:type="spellStart"/>
+      <w:r>
+        <w:t>kod</w:t>
+      </w:r>
+      <w:proofErr w:type="spellEnd"/>
+      <w:r>
+        <w:t xml:space="preserve"> </w:t>
+      </w:r>
+      <w:proofErr w:type="spellStart"/>
+      <w:r>
+        <w:t>na</w:t>
+      </w:r>
+      <w:proofErr w:type="spellEnd"/>
+      <w:r>
+        <w:t xml:space="preserve"> </w:t>
+      </w:r>
+      <w:proofErr w:type="spellStart"/>
+      <w:r>
+        <w:t>ekranu</w:t>
+      </w:r>
+      <w:proofErr w:type="spellEnd"/>
+      <w:r>
+        <w:t>.</w:t>
       </w:r>
     </w:p>
     <w:p>
@@ -1216,8 +3412,85 @@
         </w:numPr>
         <w:spacing w:after="60" w:line="276" w:lineRule="auto"/>
       </w:pPr>
-      <w:r>
-        <w:t>Po isteku definisanog vremenskog intervala sistem poništava prethodni kod.</w:t>
+      <w:proofErr w:type="spellStart"/>
+      <w:r>
+        <w:t>Sistem</w:t>
+      </w:r>
+      <w:proofErr w:type="spellEnd"/>
+      <w:r>
+        <w:t xml:space="preserve"> </w:t>
+      </w:r>
+      <w:proofErr w:type="spellStart"/>
+      <w:r>
+        <w:t>evidentira</w:t>
+      </w:r>
+      <w:proofErr w:type="spellEnd"/>
+      <w:r>
+        <w:t xml:space="preserve"> </w:t>
+      </w:r>
+      <w:proofErr w:type="spellStart"/>
+      <w:r>
+        <w:t>vreme</w:t>
+      </w:r>
+      <w:proofErr w:type="spellEnd"/>
+      <w:r>
+        <w:t xml:space="preserve"> </w:t>
+      </w:r>
+      <w:proofErr w:type="spellStart"/>
+      <w:r>
+        <w:t>početka</w:t>
+      </w:r>
+      <w:proofErr w:type="spellEnd"/>
+      <w:r>
+        <w:t xml:space="preserve"> </w:t>
+      </w:r>
+      <w:proofErr w:type="spellStart"/>
+      <w:r>
+        <w:t>i</w:t>
+      </w:r>
+      <w:proofErr w:type="spellEnd"/>
+      <w:r>
+        <w:t xml:space="preserve"> </w:t>
+      </w:r>
+      <w:proofErr w:type="spellStart"/>
+      <w:r>
+        <w:t>vreme</w:t>
+      </w:r>
+      <w:proofErr w:type="spellEnd"/>
+      <w:r>
+        <w:t xml:space="preserve"> </w:t>
+      </w:r>
+      <w:proofErr w:type="spellStart"/>
+      <w:r>
+        <w:t>isteka</w:t>
+      </w:r>
+      <w:proofErr w:type="spellEnd"/>
+      <w:r>
+        <w:t xml:space="preserve"> </w:t>
+      </w:r>
+      <w:proofErr w:type="spellStart"/>
+      <w:r>
+        <w:t>važenja</w:t>
+      </w:r>
+      <w:proofErr w:type="spellEnd"/>
+      <w:r>
+        <w:t xml:space="preserve"> </w:t>
+      </w:r>
+      <w:proofErr w:type="spellStart"/>
+      <w:r>
+        <w:t>prikazanog</w:t>
+      </w:r>
+      <w:proofErr w:type="spellEnd"/>
+      <w:r>
+        <w:t xml:space="preserve"> </w:t>
+      </w:r>
+      <w:proofErr w:type="spellStart"/>
+      <w:r>
+        <w:t>koda</w:t>
+      </w:r>
+      <w:proofErr w:type="spellEnd"/>
+      <w:r>
+        <w:t>.</w:t>
       </w:r>
     </w:p>
     <w:p>
@@ -1230,7 +3503,129 @@
         <w:spacing w:after="60" w:line="276" w:lineRule="auto"/>
       </w:pPr>
       <w:r>
-        <w:t>Sistem generiše i prikazuje novi QR kod.</w:t>
+        <w:t xml:space="preserve">Po </w:t>
+      </w:r>
+      <w:proofErr w:type="spellStart"/>
+      <w:r>
+        <w:t>isteku</w:t>
+      </w:r>
+      <w:proofErr w:type="spellEnd"/>
+      <w:r>
+        <w:t xml:space="preserve"> </w:t>
+      </w:r>
+      <w:proofErr w:type="spellStart"/>
+      <w:r>
+        <w:t>definisanog</w:t>
+      </w:r>
+      <w:proofErr w:type="spellEnd"/>
+      <w:r>
+        <w:t xml:space="preserve"> </w:t>
+      </w:r>
+      <w:proofErr w:type="spellStart"/>
+      <w:r>
+        <w:t>vremenskog</w:t>
+      </w:r>
+      <w:proofErr w:type="spellEnd"/>
+      <w:r>
+        <w:t xml:space="preserve"> </w:t>
+      </w:r>
+      <w:proofErr w:type="spellStart"/>
+      <w:r>
+        <w:t>intervala</w:t>
+      </w:r>
+      <w:proofErr w:type="spellEnd"/>
+      <w:r>
+        <w:t xml:space="preserve"> </w:t>
+      </w:r>
+      <w:proofErr w:type="spellStart"/>
+      <w:r>
+        <w:t>sistem</w:t>
+      </w:r>
+      <w:proofErr w:type="spellEnd"/>
+      <w:r>
+        <w:t xml:space="preserve"> </w:t>
+      </w:r>
+      <w:proofErr w:type="spellStart"/>
+      <w:r>
+        <w:t>poništava</w:t>
+      </w:r>
+      <w:proofErr w:type="spellEnd"/>
+      <w:r>
+        <w:t xml:space="preserve"> </w:t>
+      </w:r>
+      <w:proofErr w:type="spellStart"/>
+      <w:r>
+        <w:t>prethodni</w:t>
+      </w:r>
+      <w:proofErr w:type="spellEnd"/>
+      <w:r>
+        <w:t xml:space="preserve"> </w:t>
+      </w:r>
+      <w:proofErr w:type="spellStart"/>
+      <w:r>
+        <w:t>kod</w:t>
+      </w:r>
+      <w:proofErr w:type="spellEnd"/>
+      <w:r>
+        <w:t>.</w:t>
+      </w:r>
+    </w:p>
+    <w:p>
+      <w:pPr>
+        <w:pStyle w:val="ListParagraph"/>
+        <w:numPr>
+          <w:ilvl w:val="0"/>
+          <w:numId w:val="3"/>
+        </w:numPr>
+        <w:spacing w:after="60" w:line="276" w:lineRule="auto"/>
+      </w:pPr>
+      <w:proofErr w:type="spellStart"/>
+      <w:r>
+        <w:t>Sistem</w:t>
+      </w:r>
+      <w:proofErr w:type="spellEnd"/>
+      <w:r>
+        <w:t xml:space="preserve"> </w:t>
+      </w:r>
+      <w:proofErr w:type="spellStart"/>
+      <w:r>
+        <w:t>generiše</w:t>
+      </w:r>
+      <w:proofErr w:type="spellEnd"/>
+      <w:r>
+        <w:t xml:space="preserve"> </w:t>
+      </w:r>
+      <w:proofErr w:type="spellStart"/>
+      <w:r>
+        <w:t>i</w:t>
+      </w:r>
+      <w:proofErr w:type="spellEnd"/>
+      <w:r>
+        <w:t xml:space="preserve"> </w:t>
+      </w:r>
+      <w:proofErr w:type="spellStart"/>
+      <w:r>
+        <w:t>prikazuje</w:t>
+      </w:r>
+      <w:proofErr w:type="spellEnd"/>
+      <w:r>
+        <w:t xml:space="preserve"> </w:t>
+      </w:r>
+      <w:proofErr w:type="spellStart"/>
+      <w:r>
+        <w:t>novi</w:t>
+      </w:r>
+      <w:proofErr w:type="spellEnd"/>
+      <w:r>
+        <w:t xml:space="preserve"> QR </w:t>
+      </w:r>
+      <w:proofErr w:type="spellStart"/>
+      <w:r>
+        <w:t>kod</w:t>
+      </w:r>
+      <w:proofErr w:type="spellEnd"/>
+      <w:r>
+        <w:t>.</w:t>
       </w:r>
     </w:p>
     <w:p>
@@ -1245,9 +3640,98 @@
           <w:bCs/>
         </w:rPr>
         <w:lastRenderedPageBreak/>
-        <w:t>2.2.2 Alternativan scenario – greška pri generisanju novog QR koda</w:t>
+        <w:t xml:space="preserve">2.2.2 </w:t>
+      </w:r>
+      <w:proofErr w:type="spellStart"/>
+      <w:r>
+        <w:rPr>
+          <w:b/>
+          <w:bCs/>
+        </w:rPr>
+        <w:t>Alternativan</w:t>
+      </w:r>
+      <w:proofErr w:type="spellEnd"/>
+      <w:r>
+        <w:rPr>
+          <w:b/>
+          <w:bCs/>
+        </w:rPr>
+        <w:t xml:space="preserve"> scenario – </w:t>
+      </w:r>
+      <w:proofErr w:type="spellStart"/>
+      <w:r>
+        <w:rPr>
+          <w:b/>
+          <w:bCs/>
+        </w:rPr>
+        <w:t>greška</w:t>
+      </w:r>
+      <w:proofErr w:type="spellEnd"/>
+      <w:r>
+        <w:rPr>
+          <w:b/>
+          <w:bCs/>
+        </w:rPr>
+        <w:t xml:space="preserve"> </w:t>
+      </w:r>
+      <w:proofErr w:type="spellStart"/>
+      <w:r>
+        <w:rPr>
+          <w:b/>
+          <w:bCs/>
+        </w:rPr>
+        <w:t>pri</w:t>
+      </w:r>
+      <w:proofErr w:type="spellEnd"/>
+      <w:r>
+        <w:rPr>
+          <w:b/>
+          <w:bCs/>
+        </w:rPr>
+        <w:t xml:space="preserve"> </w:t>
+      </w:r>
+      <w:proofErr w:type="spellStart"/>
+      <w:r>
+        <w:rPr>
+          <w:b/>
+          <w:bCs/>
+        </w:rPr>
+        <w:t>generisanju</w:t>
+      </w:r>
+      <w:proofErr w:type="spellEnd"/>
+      <w:r>
+        <w:rPr>
+          <w:b/>
+          <w:bCs/>
+        </w:rPr>
+        <w:t xml:space="preserve"> </w:t>
+      </w:r>
+      <w:proofErr w:type="spellStart"/>
+      <w:r>
+        <w:rPr>
+          <w:b/>
+          <w:bCs/>
+        </w:rPr>
+        <w:t>novog</w:t>
+      </w:r>
+      <w:proofErr w:type="spellEnd"/>
+      <w:r>
+        <w:rPr>
+          <w:b/>
+          <w:bCs/>
+        </w:rPr>
+        <w:t xml:space="preserve"> QR </w:t>
+      </w:r>
+      <w:proofErr w:type="spellStart"/>
+      <w:r>
+        <w:rPr>
+          <w:b/>
+          <w:bCs/>
+        </w:rPr>
+        <w:t>koda</w:t>
       </w:r>
       <w:bookmarkEnd w:id="11"/>
+      <w:proofErr w:type="spellEnd"/>
     </w:p>
     <w:p>
       <w:pPr>
@@ -1258,8 +3742,61 @@
         </w:numPr>
         <w:spacing w:after="60" w:line="276" w:lineRule="auto"/>
       </w:pPr>
-      <w:r>
-        <w:t>Akcije 1–2 iste su kao u osnovnom uspešnom scenariju.</w:t>
+      <w:proofErr w:type="spellStart"/>
+      <w:r>
+        <w:t>Akcije</w:t>
+      </w:r>
+      <w:proofErr w:type="spellEnd"/>
+      <w:r>
+        <w:t xml:space="preserve"> 1–2 </w:t>
+      </w:r>
+      <w:proofErr w:type="spellStart"/>
+      <w:r>
+        <w:t>iste</w:t>
+      </w:r>
+      <w:proofErr w:type="spellEnd"/>
+      <w:r>
+        <w:t xml:space="preserve"> </w:t>
+      </w:r>
+      <w:proofErr w:type="spellStart"/>
+      <w:r>
+        <w:t>su</w:t>
+      </w:r>
+      <w:proofErr w:type="spellEnd"/>
+      <w:r>
+        <w:t xml:space="preserve"> </w:t>
+      </w:r>
+      <w:proofErr w:type="spellStart"/>
+      <w:r>
+        <w:t>kao</w:t>
+      </w:r>
+      <w:proofErr w:type="spellEnd"/>
+      <w:r>
+        <w:t xml:space="preserve"> u </w:t>
+      </w:r>
+      <w:proofErr w:type="spellStart"/>
+      <w:r>
+        <w:t>osnovnom</w:t>
+      </w:r>
+      <w:proofErr w:type="spellEnd"/>
+      <w:r>
+        <w:t xml:space="preserve"> </w:t>
+      </w:r>
+      <w:proofErr w:type="spellStart"/>
+      <w:r>
+        <w:t>uspešnom</w:t>
+      </w:r>
+      <w:proofErr w:type="spellEnd"/>
+      <w:r>
+        <w:t xml:space="preserve"> </w:t>
+      </w:r>
+      <w:proofErr w:type="spellStart"/>
+      <w:r>
+        <w:t>scenariju</w:t>
+      </w:r>
+      <w:proofErr w:type="spellEnd"/>
+      <w:r>
+        <w:t>.</w:t>
       </w:r>
     </w:p>
     <w:p>
@@ -1271,8 +3808,61 @@
         </w:numPr>
         <w:spacing w:after="60" w:line="276" w:lineRule="auto"/>
       </w:pPr>
-      <w:r>
-        <w:t>Sistem pokušava da formira novi token i generiše kod.</w:t>
+      <w:proofErr w:type="spellStart"/>
+      <w:r>
+        <w:t>Sistem</w:t>
+      </w:r>
+      <w:proofErr w:type="spellEnd"/>
+      <w:r>
+        <w:t xml:space="preserve"> </w:t>
+      </w:r>
+      <w:proofErr w:type="spellStart"/>
+      <w:r>
+        <w:t>pokušava</w:t>
+      </w:r>
+      <w:proofErr w:type="spellEnd"/>
+      <w:r>
+        <w:t xml:space="preserve"> da </w:t>
+      </w:r>
+      <w:proofErr w:type="spellStart"/>
+      <w:r>
+        <w:t>formira</w:t>
+      </w:r>
+      <w:proofErr w:type="spellEnd"/>
+      <w:r>
+        <w:t xml:space="preserve"> </w:t>
+      </w:r>
+      <w:proofErr w:type="spellStart"/>
+      <w:r>
+        <w:t>novi</w:t>
+      </w:r>
+      <w:proofErr w:type="spellEnd"/>
+      <w:r>
+        <w:t xml:space="preserve"> token </w:t>
+      </w:r>
+      <w:proofErr w:type="spellStart"/>
+      <w:r>
+        <w:t>i</w:t>
+      </w:r>
+      <w:proofErr w:type="spellEnd"/>
+      <w:r>
+        <w:t xml:space="preserve"> </w:t>
+      </w:r>
+      <w:proofErr w:type="spellStart"/>
+      <w:r>
+        <w:t>generiše</w:t>
+      </w:r>
+      <w:proofErr w:type="spellEnd"/>
+      <w:r>
+        <w:t xml:space="preserve"> </w:t>
+      </w:r>
+      <w:proofErr w:type="spellStart"/>
+      <w:r>
+        <w:t>kod</w:t>
+      </w:r>
+      <w:proofErr w:type="spellEnd"/>
+      <w:r>
+        <w:t>.</w:t>
       </w:r>
     </w:p>
     <w:p>
@@ -1284,8 +3874,45 @@
         </w:numPr>
         <w:spacing w:after="60" w:line="276" w:lineRule="auto"/>
       </w:pPr>
-      <w:r>
-        <w:t>Dolazi do greške pri generisanju QR koda.</w:t>
+      <w:proofErr w:type="spellStart"/>
+      <w:r>
+        <w:t>Dolazi</w:t>
+      </w:r>
+      <w:proofErr w:type="spellEnd"/>
+      <w:r>
+        <w:t xml:space="preserve"> do </w:t>
+      </w:r>
+      <w:proofErr w:type="spellStart"/>
+      <w:r>
+        <w:t>greške</w:t>
+      </w:r>
+      <w:proofErr w:type="spellEnd"/>
+      <w:r>
+        <w:t xml:space="preserve"> </w:t>
+      </w:r>
+      <w:proofErr w:type="spellStart"/>
+      <w:r>
+        <w:t>pri</w:t>
+      </w:r>
+      <w:proofErr w:type="spellEnd"/>
+      <w:r>
+        <w:t xml:space="preserve"> </w:t>
+      </w:r>
+      <w:proofErr w:type="spellStart"/>
+      <w:r>
+        <w:t>generisanju</w:t>
+      </w:r>
+      <w:proofErr w:type="spellEnd"/>
+      <w:r>
+        <w:t xml:space="preserve"> QR </w:t>
+      </w:r>
+      <w:proofErr w:type="spellStart"/>
+      <w:r>
+        <w:t>koda</w:t>
+      </w:r>
+      <w:proofErr w:type="spellEnd"/>
+      <w:r>
+        <w:t>.</w:t>
       </w:r>
     </w:p>
     <w:p>
@@ -1297,8 +3924,53 @@
         </w:numPr>
         <w:spacing w:after="60" w:line="276" w:lineRule="auto"/>
       </w:pPr>
-      <w:r>
-        <w:t>Sistem ne prikazuje nevažeći ili nepotpun kod.</w:t>
+      <w:proofErr w:type="spellStart"/>
+      <w:r>
+        <w:t>Sistem</w:t>
+      </w:r>
+      <w:proofErr w:type="spellEnd"/>
+      <w:r>
+        <w:t xml:space="preserve"> ne </w:t>
+      </w:r>
+      <w:proofErr w:type="spellStart"/>
+      <w:r>
+        <w:t>prikazuje</w:t>
+      </w:r>
+      <w:proofErr w:type="spellEnd"/>
+      <w:r>
+        <w:t xml:space="preserve"> </w:t>
+      </w:r>
+      <w:proofErr w:type="spellStart"/>
+      <w:r>
+        <w:t>nevažeći</w:t>
+      </w:r>
+      <w:proofErr w:type="spellEnd"/>
+      <w:r>
+        <w:t xml:space="preserve"> </w:t>
+      </w:r>
+      <w:proofErr w:type="spellStart"/>
+      <w:r>
+        <w:t>ili</w:t>
+      </w:r>
+      <w:proofErr w:type="spellEnd"/>
+      <w:r>
+        <w:t xml:space="preserve"> </w:t>
+      </w:r>
+      <w:proofErr w:type="spellStart"/>
+      <w:r>
+        <w:t>nepotpun</w:t>
+      </w:r>
+      <w:proofErr w:type="spellEnd"/>
+      <w:r>
+        <w:t xml:space="preserve"> </w:t>
+      </w:r>
+      <w:proofErr w:type="spellStart"/>
+      <w:r>
+        <w:t>kod</w:t>
+      </w:r>
+      <w:proofErr w:type="spellEnd"/>
+      <w:r>
+        <w:t>.</w:t>
       </w:r>
     </w:p>
     <w:p>
@@ -1310,8 +3982,85 @@
         </w:numPr>
         <w:spacing w:after="60" w:line="276" w:lineRule="auto"/>
       </w:pPr>
-      <w:r>
-        <w:t>Sistem prikazuje poruku o grešci ili bezbedno stanje terminala do ponovnog pokušaja.</w:t>
+      <w:proofErr w:type="spellStart"/>
+      <w:r>
+        <w:t>Sistem</w:t>
+      </w:r>
+      <w:proofErr w:type="spellEnd"/>
+      <w:r>
+        <w:t xml:space="preserve"> </w:t>
+      </w:r>
+      <w:proofErr w:type="spellStart"/>
+      <w:r>
+        <w:t>prikazuje</w:t>
+      </w:r>
+      <w:proofErr w:type="spellEnd"/>
+      <w:r>
+        <w:t xml:space="preserve"> </w:t>
+      </w:r>
+      <w:proofErr w:type="spellStart"/>
+      <w:r>
+        <w:t>poruku</w:t>
+      </w:r>
+      <w:proofErr w:type="spellEnd"/>
+      <w:r>
+        <w:t xml:space="preserve"> o </w:t>
+      </w:r>
+      <w:proofErr w:type="spellStart"/>
+      <w:r>
+        <w:t>grešci</w:t>
+      </w:r>
+      <w:proofErr w:type="spellEnd"/>
+      <w:r>
+        <w:t xml:space="preserve"> </w:t>
+      </w:r>
+      <w:proofErr w:type="spellStart"/>
+      <w:r>
+        <w:t>ili</w:t>
+      </w:r>
+      <w:proofErr w:type="spellEnd"/>
+      <w:r>
+        <w:t xml:space="preserve"> </w:t>
+      </w:r>
+      <w:proofErr w:type="spellStart"/>
+      <w:r>
+        <w:t>bezbedno</w:t>
+      </w:r>
+      <w:proofErr w:type="spellEnd"/>
+      <w:r>
+        <w:t xml:space="preserve"> </w:t>
+      </w:r>
+      <w:proofErr w:type="spellStart"/>
+      <w:r>
+        <w:t>stanje</w:t>
+      </w:r>
+      <w:proofErr w:type="spellEnd"/>
+      <w:r>
+        <w:t xml:space="preserve"> </w:t>
+      </w:r>
+      <w:proofErr w:type="spellStart"/>
+      <w:r>
+        <w:t>terminala</w:t>
+      </w:r>
+      <w:proofErr w:type="spellEnd"/>
+      <w:r>
+        <w:t xml:space="preserve"> do </w:t>
+      </w:r>
+      <w:proofErr w:type="spellStart"/>
+      <w:r>
+        <w:t>ponovnog</w:t>
+      </w:r>
+      <w:proofErr w:type="spellEnd"/>
+      <w:r>
+        <w:t xml:space="preserve"> </w:t>
+      </w:r>
+      <w:proofErr w:type="spellStart"/>
+      <w:r>
+        <w:t>pokušaja</w:t>
+      </w:r>
+      <w:proofErr w:type="spellEnd"/>
+      <w:r>
+        <w:t>.</w:t>
       </w:r>
     </w:p>
     <w:p>
@@ -1325,9 +4074,82 @@
           <w:b/>
           <w:bCs/>
         </w:rPr>
-        <w:t>2.2.3 Alternativan scenario – prekid veze sa serverom</w:t>
+        <w:t xml:space="preserve">2.2.3 </w:t>
+      </w:r>
+      <w:proofErr w:type="spellStart"/>
+      <w:r>
+        <w:rPr>
+          <w:b/>
+          <w:bCs/>
+        </w:rPr>
+        <w:t>Alternativan</w:t>
+      </w:r>
+      <w:proofErr w:type="spellEnd"/>
+      <w:r>
+        <w:rPr>
+          <w:b/>
+          <w:bCs/>
+        </w:rPr>
+        <w:t xml:space="preserve"> scenario – </w:t>
+      </w:r>
+      <w:proofErr w:type="spellStart"/>
+      <w:r>
+        <w:rPr>
+          <w:b/>
+          <w:bCs/>
+        </w:rPr>
+        <w:t>prekid</w:t>
+      </w:r>
+      <w:proofErr w:type="spellEnd"/>
+      <w:r>
+        <w:rPr>
+          <w:b/>
+          <w:bCs/>
+        </w:rPr>
+        <w:t xml:space="preserve"> </w:t>
+      </w:r>
+      <w:proofErr w:type="spellStart"/>
+      <w:r>
+        <w:rPr>
+          <w:b/>
+          <w:bCs/>
+        </w:rPr>
+        <w:t>veze</w:t>
+      </w:r>
+      <w:proofErr w:type="spellEnd"/>
+      <w:r>
+        <w:rPr>
+          <w:b/>
+          <w:bCs/>
+        </w:rPr>
+        <w:t xml:space="preserve"> </w:t>
+      </w:r>
+      <w:proofErr w:type="spellStart"/>
+      <w:r>
+        <w:rPr>
+          <w:b/>
+          <w:bCs/>
+        </w:rPr>
+        <w:t>sa</w:t>
+      </w:r>
+      <w:proofErr w:type="spellEnd"/>
+      <w:r>
+        <w:rPr>
+          <w:b/>
+          <w:bCs/>
+        </w:rPr>
+        <w:t xml:space="preserve"> </w:t>
+      </w:r>
+      <w:proofErr w:type="spellStart"/>
+      <w:r>
+        <w:rPr>
+          <w:b/>
+          <w:bCs/>
+        </w:rPr>
+        <w:t>serverom</w:t>
       </w:r>
       <w:bookmarkEnd w:id="12"/>
+      <w:proofErr w:type="spellEnd"/>
     </w:p>
     <w:p>
       <w:pPr>
@@ -1339,7 +4161,47 @@
         <w:spacing w:after="60" w:line="276" w:lineRule="auto"/>
       </w:pPr>
       <w:r>
-        <w:t>QR terminal pokušava da preuzme novi QR kod od servera.</w:t>
+        <w:t xml:space="preserve">QR terminal </w:t>
+      </w:r>
+      <w:proofErr w:type="spellStart"/>
+      <w:r>
+        <w:t>pokušava</w:t>
+      </w:r>
+      <w:proofErr w:type="spellEnd"/>
+      <w:r>
+        <w:t xml:space="preserve"> da </w:t>
+      </w:r>
+      <w:proofErr w:type="spellStart"/>
+      <w:r>
+        <w:t>preuzme</w:t>
+      </w:r>
+      <w:proofErr w:type="spellEnd"/>
+      <w:r>
+        <w:t xml:space="preserve"> </w:t>
+      </w:r>
+      <w:proofErr w:type="spellStart"/>
+      <w:r>
+        <w:t>novi</w:t>
+      </w:r>
+      <w:proofErr w:type="spellEnd"/>
+      <w:r>
+        <w:t xml:space="preserve"> QR </w:t>
+      </w:r>
+      <w:proofErr w:type="spellStart"/>
+      <w:r>
+        <w:t>kod</w:t>
+      </w:r>
+      <w:proofErr w:type="spellEnd"/>
+      <w:r>
+        <w:t xml:space="preserve"> od </w:t>
+      </w:r>
+      <w:proofErr w:type="spellStart"/>
+      <w:r>
+        <w:t>servera</w:t>
+      </w:r>
+      <w:proofErr w:type="spellEnd"/>
+      <w:r>
+        <w:t>.</w:t>
       </w:r>
     </w:p>
     <w:p>
@@ -1351,8 +4213,69 @@
         </w:numPr>
         <w:spacing w:after="60" w:line="276" w:lineRule="auto"/>
       </w:pPr>
-      <w:r>
-        <w:t>Dolazi do prekida mrežne veze ili komunikacije sa serverom.</w:t>
+      <w:proofErr w:type="spellStart"/>
+      <w:r>
+        <w:t>Dolazi</w:t>
+      </w:r>
+      <w:proofErr w:type="spellEnd"/>
+      <w:r>
+        <w:t xml:space="preserve"> do </w:t>
+      </w:r>
+      <w:proofErr w:type="spellStart"/>
+      <w:r>
+        <w:t>prekida</w:t>
+      </w:r>
+      <w:proofErr w:type="spellEnd"/>
+      <w:r>
+        <w:t xml:space="preserve"> </w:t>
+      </w:r>
+      <w:proofErr w:type="spellStart"/>
+      <w:r>
+        <w:t>mrežne</w:t>
+      </w:r>
+      <w:proofErr w:type="spellEnd"/>
+      <w:r>
+        <w:t xml:space="preserve"> </w:t>
+      </w:r>
+      <w:proofErr w:type="spellStart"/>
+      <w:r>
+        <w:t>veze</w:t>
+      </w:r>
+      <w:proofErr w:type="spellEnd"/>
+      <w:r>
+        <w:t xml:space="preserve"> </w:t>
+      </w:r>
+      <w:proofErr w:type="spellStart"/>
+      <w:r>
+        <w:t>ili</w:t>
+      </w:r>
+      <w:proofErr w:type="spellEnd"/>
+      <w:r>
+        <w:t xml:space="preserve"> </w:t>
+      </w:r>
+      <w:proofErr w:type="spellStart"/>
+      <w:r>
+        <w:t>komunikacije</w:t>
+      </w:r>
+      <w:proofErr w:type="spellEnd"/>
+      <w:r>
+        <w:t xml:space="preserve"> </w:t>
+      </w:r>
+      <w:proofErr w:type="spellStart"/>
+      <w:r>
+        <w:t>sa</w:t>
+      </w:r>
+      <w:proofErr w:type="spellEnd"/>
+      <w:r>
+        <w:t xml:space="preserve"> </w:t>
+      </w:r>
+      <w:proofErr w:type="spellStart"/>
+      <w:r>
+        <w:t>serverom</w:t>
+      </w:r>
+      <w:proofErr w:type="spellEnd"/>
+      <w:r>
+        <w:t>.</w:t>
       </w:r>
     </w:p>
     <w:p>
@@ -1364,8 +4287,69 @@
         </w:numPr>
         <w:spacing w:after="60" w:line="276" w:lineRule="auto"/>
       </w:pPr>
-      <w:r>
-        <w:t>Sistem zaustavlja prikaz zastarelog koda kako bi sprečio zloupotrebu.</w:t>
+      <w:proofErr w:type="spellStart"/>
+      <w:r>
+        <w:t>Sistem</w:t>
+      </w:r>
+      <w:proofErr w:type="spellEnd"/>
+      <w:r>
+        <w:t xml:space="preserve"> </w:t>
+      </w:r>
+      <w:proofErr w:type="spellStart"/>
+      <w:r>
+        <w:t>zaustavlja</w:t>
+      </w:r>
+      <w:proofErr w:type="spellEnd"/>
+      <w:r>
+        <w:t xml:space="preserve"> </w:t>
+      </w:r>
+      <w:proofErr w:type="spellStart"/>
+      <w:r>
+        <w:t>prikaz</w:t>
+      </w:r>
+      <w:proofErr w:type="spellEnd"/>
+      <w:r>
+        <w:t xml:space="preserve"> </w:t>
+      </w:r>
+      <w:proofErr w:type="spellStart"/>
+      <w:r>
+        <w:t>zastarelog</w:t>
+      </w:r>
+      <w:proofErr w:type="spellEnd"/>
+      <w:r>
+        <w:t xml:space="preserve"> </w:t>
+      </w:r>
+      <w:proofErr w:type="spellStart"/>
+      <w:r>
+        <w:t>koda</w:t>
+      </w:r>
+      <w:proofErr w:type="spellEnd"/>
+      <w:r>
+        <w:t xml:space="preserve"> </w:t>
+      </w:r>
+      <w:proofErr w:type="spellStart"/>
+      <w:r>
+        <w:t>kako</w:t>
+      </w:r>
+      <w:proofErr w:type="spellEnd"/>
+      <w:r>
+        <w:t xml:space="preserve"> bi </w:t>
+      </w:r>
+      <w:proofErr w:type="spellStart"/>
+      <w:r>
+        <w:t>sprečio</w:t>
+      </w:r>
+      <w:proofErr w:type="spellEnd"/>
+      <w:r>
+        <w:t xml:space="preserve"> </w:t>
+      </w:r>
+      <w:proofErr w:type="spellStart"/>
+      <w:r>
+        <w:t>zloupotrebu</w:t>
+      </w:r>
+      <w:proofErr w:type="spellEnd"/>
+      <w:r>
+        <w:t>.</w:t>
       </w:r>
     </w:p>
     <w:p>
@@ -1377,8 +4361,93 @@
         </w:numPr>
         <w:spacing w:after="60" w:line="276" w:lineRule="auto"/>
       </w:pPr>
-      <w:r>
-        <w:t>Sistem prikazuje poruku da veza trenutno nije dostupna i čeka obnovu komunikacije.</w:t>
+      <w:proofErr w:type="spellStart"/>
+      <w:r>
+        <w:t>Sistem</w:t>
+      </w:r>
+      <w:proofErr w:type="spellEnd"/>
+      <w:r>
+        <w:t xml:space="preserve"> </w:t>
+      </w:r>
+      <w:proofErr w:type="spellStart"/>
+      <w:r>
+        <w:t>prikazuje</w:t>
+      </w:r>
+      <w:proofErr w:type="spellEnd"/>
+      <w:r>
+        <w:t xml:space="preserve"> </w:t>
+      </w:r>
+      <w:proofErr w:type="spellStart"/>
+      <w:r>
+        <w:t>poruku</w:t>
+      </w:r>
+      <w:proofErr w:type="spellEnd"/>
+      <w:r>
+        <w:t xml:space="preserve"> da </w:t>
+      </w:r>
+      <w:proofErr w:type="spellStart"/>
+      <w:r>
+        <w:t>veza</w:t>
+      </w:r>
+      <w:proofErr w:type="spellEnd"/>
+      <w:r>
+        <w:t xml:space="preserve"> </w:t>
+      </w:r>
+      <w:proofErr w:type="spellStart"/>
+      <w:r>
+        <w:t>trenutno</w:t>
+      </w:r>
+      <w:proofErr w:type="spellEnd"/>
+      <w:r>
+        <w:t xml:space="preserve"> </w:t>
+      </w:r>
+      <w:proofErr w:type="spellStart"/>
+      <w:r>
+        <w:t>nije</w:t>
+      </w:r>
+      <w:proofErr w:type="spellEnd"/>
+      <w:r>
+        <w:t xml:space="preserve"> </w:t>
+      </w:r>
+      <w:proofErr w:type="spellStart"/>
+      <w:r>
+        <w:t>dostupna</w:t>
+      </w:r>
+      <w:proofErr w:type="spellEnd"/>
+      <w:r>
+        <w:t xml:space="preserve"> </w:t>
+      </w:r>
+      <w:proofErr w:type="spellStart"/>
+      <w:r>
+        <w:t>i</w:t>
+      </w:r>
+      <w:proofErr w:type="spellEnd"/>
+      <w:r>
+        <w:t xml:space="preserve"> </w:t>
+      </w:r>
+      <w:proofErr w:type="spellStart"/>
+      <w:r>
+        <w:t>čeka</w:t>
+      </w:r>
+      <w:proofErr w:type="spellEnd"/>
+      <w:r>
+        <w:t xml:space="preserve"> </w:t>
+      </w:r>
+      <w:proofErr w:type="spellStart"/>
+      <w:r>
+        <w:t>obnovu</w:t>
+      </w:r>
+      <w:proofErr w:type="spellEnd"/>
+      <w:r>
+        <w:t xml:space="preserve"> </w:t>
+      </w:r>
+      <w:proofErr w:type="spellStart"/>
+      <w:r>
+        <w:t>komunikacije</w:t>
+      </w:r>
+      <w:proofErr w:type="spellEnd"/>
+      <w:r>
+        <w:t>.</w:t>
       </w:r>
     </w:p>
     <w:p>
@@ -1394,9 +4463,40 @@
           <w:sz w:val="24"/>
           <w:szCs w:val="24"/>
         </w:rPr>
-        <w:t>2.3 Posebni zahtevi</w:t>
+        <w:t xml:space="preserve">2.3 </w:t>
+      </w:r>
+      <w:proofErr w:type="spellStart"/>
+      <w:r>
+        <w:rPr>
+          <w:b/>
+          <w:bCs/>
+          <w:sz w:val="24"/>
+          <w:szCs w:val="24"/>
+        </w:rPr>
+        <w:t>Posebni</w:t>
+      </w:r>
+      <w:proofErr w:type="spellEnd"/>
+      <w:r>
+        <w:rPr>
+          <w:b/>
+          <w:bCs/>
+          <w:sz w:val="24"/>
+          <w:szCs w:val="24"/>
+        </w:rPr>
+        <w:t xml:space="preserve"> </w:t>
+      </w:r>
+      <w:proofErr w:type="spellStart"/>
+      <w:r>
+        <w:rPr>
+          <w:b/>
+          <w:bCs/>
+          <w:sz w:val="24"/>
+          <w:szCs w:val="24"/>
+        </w:rPr>
+        <w:t>zahtevi</w:t>
       </w:r>
       <w:bookmarkEnd w:id="13"/>
+      <w:proofErr w:type="spellEnd"/>
     </w:p>
     <w:p>
       <w:pPr>
@@ -1407,8 +4507,13 @@
         </w:numPr>
         <w:spacing w:after="60" w:line="276" w:lineRule="auto"/>
       </w:pPr>
-      <w:r>
-        <w:t>Nema.</w:t>
+      <w:proofErr w:type="spellStart"/>
+      <w:r>
+        <w:t>Nema</w:t>
+      </w:r>
+      <w:proofErr w:type="spellEnd"/>
+      <w:r>
+        <w:t>.</w:t>
       </w:r>
     </w:p>
     <w:p>
@@ -1424,9 +4529,20 @@
           <w:sz w:val="24"/>
           <w:szCs w:val="24"/>
         </w:rPr>
-        <w:t>2.4 Preduslovi</w:t>
+        <w:t xml:space="preserve">2.4 </w:t>
+      </w:r>
+      <w:proofErr w:type="spellStart"/>
+      <w:r>
+        <w:rPr>
+          <w:b/>
+          <w:bCs/>
+          <w:sz w:val="24"/>
+          <w:szCs w:val="24"/>
+        </w:rPr>
+        <w:t>Preduslovi</w:t>
       </w:r>
       <w:bookmarkEnd w:id="14"/>
+      <w:proofErr w:type="spellEnd"/>
     </w:p>
     <w:p>
       <w:pPr>
@@ -1438,7 +4554,23 @@
         <w:spacing w:after="60" w:line="276" w:lineRule="auto"/>
       </w:pPr>
       <w:r>
-        <w:t>QR terminal je autorizovan u sistemu.</w:t>
+        <w:t xml:space="preserve">QR terminal je </w:t>
+      </w:r>
+      <w:proofErr w:type="spellStart"/>
+      <w:r>
+        <w:t>autorizovan</w:t>
+      </w:r>
+      <w:proofErr w:type="spellEnd"/>
+      <w:r>
+        <w:t xml:space="preserve"> u </w:t>
+      </w:r>
+      <w:proofErr w:type="spellStart"/>
+      <w:r>
+        <w:t>sistemu</w:t>
+      </w:r>
+      <w:proofErr w:type="spellEnd"/>
+      <w:r>
+        <w:t>.</w:t>
       </w:r>
     </w:p>
     <w:p>
@@ -1450,8 +4582,29 @@
         </w:numPr>
         <w:spacing w:after="60" w:line="276" w:lineRule="auto"/>
       </w:pPr>
-      <w:r>
-        <w:t>Konfigurisan je vremenski interval za osvežavanje.</w:t>
+      <w:proofErr w:type="spellStart"/>
+      <w:r>
+        <w:t>Konfigurisan</w:t>
+      </w:r>
+      <w:proofErr w:type="spellEnd"/>
+      <w:r>
+        <w:t xml:space="preserve"> je </w:t>
+      </w:r>
+      <w:proofErr w:type="spellStart"/>
+      <w:r>
+        <w:t>vremenski</w:t>
+      </w:r>
+      <w:proofErr w:type="spellEnd"/>
+      <w:r>
+        <w:t xml:space="preserve"> interval za </w:t>
+      </w:r>
+      <w:proofErr w:type="spellStart"/>
+      <w:r>
+        <w:t>osvežavanje</w:t>
+      </w:r>
+      <w:proofErr w:type="spellEnd"/>
+      <w:r>
+        <w:t>.</w:t>
       </w:r>
     </w:p>
     <w:p>
@@ -1463,8 +4616,29 @@
         </w:numPr>
         <w:spacing w:after="60" w:line="276" w:lineRule="auto"/>
       </w:pPr>
-      <w:r>
-        <w:t>Serverski deo sistema je dostupan.</w:t>
+      <w:proofErr w:type="spellStart"/>
+      <w:r>
+        <w:t>Serverski</w:t>
+      </w:r>
+      <w:proofErr w:type="spellEnd"/>
+      <w:r>
+        <w:t xml:space="preserve"> deo </w:t>
+      </w:r>
+      <w:proofErr w:type="spellStart"/>
+      <w:r>
+        <w:t>sistema</w:t>
+      </w:r>
+      <w:proofErr w:type="spellEnd"/>
+      <w:r>
+        <w:t xml:space="preserve"> je </w:t>
+      </w:r>
+      <w:proofErr w:type="spellStart"/>
+      <w:r>
+        <w:t>dostupan</w:t>
+      </w:r>
+      <w:proofErr w:type="spellEnd"/>
+      <w:r>
+        <w:t>.</w:t>
       </w:r>
     </w:p>
     <w:p>
@@ -1480,9 +4654,20 @@
           <w:sz w:val="24"/>
           <w:szCs w:val="24"/>
         </w:rPr>
-        <w:t>2.5 Posledice</w:t>
+        <w:t xml:space="preserve">2.5 </w:t>
+      </w:r>
+      <w:proofErr w:type="spellStart"/>
+      <w:r>
+        <w:rPr>
+          <w:b/>
+          <w:bCs/>
+          <w:sz w:val="24"/>
+          <w:szCs w:val="24"/>
+        </w:rPr>
+        <w:t>Posledice</w:t>
       </w:r>
       <w:bookmarkEnd w:id="15"/>
+      <w:proofErr w:type="spellEnd"/>
     </w:p>
     <w:p>
       <w:pPr>
@@ -1494,7 +4679,63 @@
         <w:spacing w:after="60" w:line="276" w:lineRule="auto"/>
       </w:pPr>
       <w:r>
-        <w:t>U sistemu postoji novi važeći QR kod spreman za skeniranje.</w:t>
+        <w:t xml:space="preserve">U </w:t>
+      </w:r>
+      <w:proofErr w:type="spellStart"/>
+      <w:r>
+        <w:t>sistemu</w:t>
+      </w:r>
+      <w:proofErr w:type="spellEnd"/>
+      <w:r>
+        <w:t xml:space="preserve"> </w:t>
+      </w:r>
+      <w:proofErr w:type="spellStart"/>
+      <w:r>
+        <w:t>postoji</w:t>
+      </w:r>
+      <w:proofErr w:type="spellEnd"/>
+      <w:r>
+        <w:t xml:space="preserve"> </w:t>
+      </w:r>
+      <w:proofErr w:type="spellStart"/>
+      <w:r>
+        <w:t>novi</w:t>
+      </w:r>
+      <w:proofErr w:type="spellEnd"/>
+      <w:r>
+        <w:t xml:space="preserve"> </w:t>
+      </w:r>
+      <w:proofErr w:type="spellStart"/>
+      <w:r>
+        <w:t>važeći</w:t>
+      </w:r>
+      <w:proofErr w:type="spellEnd"/>
+      <w:r>
+        <w:t xml:space="preserve"> QR </w:t>
+      </w:r>
+      <w:proofErr w:type="spellStart"/>
+      <w:r>
+        <w:t>kod</w:t>
+      </w:r>
+      <w:proofErr w:type="spellEnd"/>
+      <w:r>
+        <w:t xml:space="preserve"> </w:t>
+      </w:r>
+      <w:proofErr w:type="spellStart"/>
+      <w:r>
+        <w:t>spreman</w:t>
+      </w:r>
+      <w:proofErr w:type="spellEnd"/>
+      <w:r>
+        <w:t xml:space="preserve"> za </w:t>
+      </w:r>
+      <w:proofErr w:type="spellStart"/>
+      <w:r>
+        <w:t>skeniranje</w:t>
+      </w:r>
+      <w:proofErr w:type="spellEnd"/>
+      <w:r>
+        <w:t>.</w:t>
       </w:r>
     </w:p>
     <w:p>
@@ -1506,8 +4747,45 @@
         </w:numPr>
         <w:spacing w:after="60" w:line="276" w:lineRule="auto"/>
       </w:pPr>
-      <w:r>
-        <w:t>Prethodno generisani kod postaje nevažeći.</w:t>
+      <w:proofErr w:type="spellStart"/>
+      <w:r>
+        <w:t>Prethodno</w:t>
+      </w:r>
+      <w:proofErr w:type="spellEnd"/>
+      <w:r>
+        <w:t xml:space="preserve"> </w:t>
+      </w:r>
+      <w:proofErr w:type="spellStart"/>
+      <w:r>
+        <w:t>generisani</w:t>
+      </w:r>
+      <w:proofErr w:type="spellEnd"/>
+      <w:r>
+        <w:t xml:space="preserve"> </w:t>
+      </w:r>
+      <w:proofErr w:type="spellStart"/>
+      <w:r>
+        <w:t>kod</w:t>
+      </w:r>
+      <w:proofErr w:type="spellEnd"/>
+      <w:r>
+        <w:t xml:space="preserve"> </w:t>
+      </w:r>
+      <w:proofErr w:type="spellStart"/>
+      <w:r>
+        <w:t>postaje</w:t>
+      </w:r>
+      <w:proofErr w:type="spellEnd"/>
+      <w:r>
+        <w:t xml:space="preserve"> </w:t>
+      </w:r>
+      <w:proofErr w:type="spellStart"/>
+      <w:r>
+        <w:t>nevažeći</w:t>
+      </w:r>
+      <w:proofErr w:type="spellEnd"/>
+      <w:r>
+        <w:t>.</w:t>
       </w:r>
     </w:p>
     <w:p>
@@ -1519,8 +4797,61 @@
         </w:numPr>
         <w:spacing w:after="60" w:line="276" w:lineRule="auto"/>
       </w:pPr>
-      <w:r>
-        <w:t>Događaj generisanja može biti evidentiran u sistemskom logu.</w:t>
+      <w:proofErr w:type="spellStart"/>
+      <w:r>
+        <w:t>Događaj</w:t>
+      </w:r>
+      <w:proofErr w:type="spellEnd"/>
+      <w:r>
+        <w:t xml:space="preserve"> </w:t>
+      </w:r>
+      <w:proofErr w:type="spellStart"/>
+      <w:r>
+        <w:t>generisanja</w:t>
+      </w:r>
+      <w:proofErr w:type="spellEnd"/>
+      <w:r>
+        <w:t xml:space="preserve"> </w:t>
+      </w:r>
+      <w:proofErr w:type="spellStart"/>
+      <w:r>
+        <w:t>može</w:t>
+      </w:r>
+      <w:proofErr w:type="spellEnd"/>
+      <w:r>
+        <w:t xml:space="preserve"> </w:t>
+      </w:r>
+      <w:proofErr w:type="spellStart"/>
+      <w:r>
+        <w:t>biti</w:t>
+      </w:r>
+      <w:proofErr w:type="spellEnd"/>
+      <w:r>
+        <w:t xml:space="preserve"> </w:t>
+      </w:r>
+      <w:proofErr w:type="spellStart"/>
+      <w:r>
+        <w:t>evidentiran</w:t>
+      </w:r>
+      <w:proofErr w:type="spellEnd"/>
+      <w:r>
+        <w:t xml:space="preserve"> u </w:t>
+      </w:r>
+      <w:proofErr w:type="spellStart"/>
+      <w:r>
+        <w:t>sistemskom</w:t>
+      </w:r>
+      <w:proofErr w:type="spellEnd"/>
+      <w:r>
+        <w:t xml:space="preserve"> </w:t>
+      </w:r>
+      <w:proofErr w:type="spellStart"/>
+      <w:r>
+        <w:t>logu</w:t>
+      </w:r>
+      <w:proofErr w:type="spellEnd"/>
+      <w:r>
+        <w:t>.</w:t>
       </w:r>
     </w:p>
     <w:sectPr>
@@ -2532,7 +5863,6 @@
   <w:style w:type="character" w:default="1" w:styleId="DefaultParagraphFont">
     <w:name w:val="Default Paragraph Font"/>
     <w:uiPriority w:val="1"/>
-    <w:semiHidden/>
     <w:unhideWhenUsed/>
   </w:style>
   <w:style w:type="table" w:default="1" w:styleId="TableNormal">
